--- a/offres/analyses/20260301601/CCAP_Analysis_20260301601.docx
+++ b/offres/analyses/20260301601/CCAP_Analysis_20260301601.docx
@@ -4,49 +4,51 @@
   <w:body>
     <w:p>
       <w:pPr>
+        <w:spacing w:before="0" w:after="80"/>
         <w:jc w:val="center"/>
       </w:pPr>
       <w:r>
         <w:rPr>
           <w:b/>
           <w:color w:val="1F3864"/>
-          <w:sz w:val="28"/>
+          <w:sz w:val="32"/>
         </w:rPr>
-        <w:t>CCAP ANALYSIS — 20260301601</w:t>
+        <w:t>CCAP RELEVANCE ANALYSIS — 20260301601</w:t>
       </w:r>
     </w:p>
     <w:p>
       <w:pPr>
+        <w:spacing w:before="0" w:after="200"/>
         <w:jc w:val="center"/>
       </w:pPr>
       <w:r>
         <w:rPr>
           <w:color w:val="2E75B6"/>
-          <w:sz w:val="20"/>
+          <w:sz w:val="22"/>
         </w:rPr>
         <w:t>Administrative Tender Document | Ministry of National Defence</w:t>
       </w:r>
     </w:p>
-    <w:p/>
     <w:p>
       <w:pPr>
-        <w:shd w:val="clear" w:color="auto" w:fill="1F3864"/>
+        <w:spacing w:before="160" w:after="80"/>
+        <w:pBdr>
+          <w:bottom w:val="single" w:sz="8" w:space="2" w:color="2E75B6"/>
+        </w:pBdr>
       </w:pPr>
       <w:r>
         <w:rPr>
           <w:b/>
-          <w:color w:val="FFFFFF"/>
-          <w:sz w:val="20"/>
+          <w:color w:val="1F3864"/>
+          <w:sz w:val="26"/>
         </w:rPr>
-        <w:t>1. DOCUMENT OVERVIEW</w:t>
+        <w:t>1. Document Overview</w:t>
       </w:r>
     </w:p>
-    <w:p/>
     <w:tbl>
       <w:tblPr>
         <w:tblStyle w:val="TableGrid"/>
         <w:tblW w:type="auto" w:w="0"/>
-        <w:jc w:val="center"/>
         <w:tblLook w:firstColumn="1" w:firstRow="1" w:lastColumn="0" w:lastRow="0" w:noHBand="0" w:noVBand="1" w:val="04A0"/>
       </w:tblPr>
       <w:tblGrid>
@@ -57,17 +59,38 @@
         <w:tc>
           <w:tcPr>
             <w:tcW w:type="dxa" w:w="5100"/>
-            <w:shd w:val="clear" w:color="auto" w:fill="1F3864"/>
+          </w:tcPr>
+          <w:p/>
+        </w:tc>
+        <w:tc>
+          <w:tcPr>
+            <w:tcW w:type="dxa" w:w="5100"/>
+          </w:tcPr>
+          <w:p/>
+        </w:tc>
+      </w:tr>
+      <w:tr>
+        <w:tc>
+          <w:tcPr>
+            <w:tcW w:type="dxa" w:w="5100"/>
+            <w:shd w:val="clear" w:color="auto" w:fill="FFFFFF"/>
+            <w:tcBorders>
+              <w:top w:val="single" w:sz="6" w:space="0" w:color="2E75B6"/>
+              <w:left w:val="single" w:sz="6" w:space="0" w:color="2E75B6"/>
+              <w:bottom w:val="single" w:sz="6" w:space="0" w:color="2E75B6"/>
+              <w:right w:val="single" w:sz="6" w:space="0" w:color="2E75B6"/>
+            </w:tcBorders>
           </w:tcPr>
           <w:p>
             <w:pPr>
-              <w:jc w:val="center"/>
+              <w:spacing w:before="40" w:after="40"/>
+              <w:jc w:val="left"/>
             </w:pPr>
             <w:r/>
             <w:r>
               <w:rPr>
                 <w:b/>
-                <w:color w:val="FFFFFF"/>
+                <w:color w:val="000000"/>
                 <w:sz w:val="18"/>
               </w:rPr>
               <w:t>Field</w:t>
@@ -77,17 +100,24 @@
         <w:tc>
           <w:tcPr>
             <w:tcW w:type="dxa" w:w="5100"/>
-            <w:shd w:val="clear" w:color="auto" w:fill="1F3864"/>
+            <w:shd w:val="clear" w:color="auto" w:fill="FFFFFF"/>
+            <w:tcBorders>
+              <w:top w:val="single" w:sz="6" w:space="0" w:color="2E75B6"/>
+              <w:left w:val="single" w:sz="6" w:space="0" w:color="2E75B6"/>
+              <w:bottom w:val="single" w:sz="6" w:space="0" w:color="2E75B6"/>
+              <w:right w:val="single" w:sz="6" w:space="0" w:color="2E75B6"/>
+            </w:tcBorders>
           </w:tcPr>
           <w:p>
             <w:pPr>
-              <w:jc w:val="center"/>
+              <w:spacing w:before="40" w:after="40"/>
+              <w:jc w:val="left"/>
             </w:pPr>
             <w:r/>
             <w:r>
               <w:rPr>
                 <w:b/>
-                <w:color w:val="FFFFFF"/>
+                <w:color w:val="000000"/>
                 <w:sz w:val="18"/>
               </w:rPr>
               <w:t>Detail</w:t>
@@ -99,16 +129,23 @@
         <w:tc>
           <w:tcPr>
             <w:tcW w:type="dxa" w:w="5100"/>
+            <w:shd w:val="clear" w:color="auto" w:fill="FFFFFF"/>
+            <w:tcBorders>
+              <w:top w:val="single" w:sz="4" w:space="0" w:color="CCCCCC"/>
+              <w:left w:val="single" w:sz="4" w:space="0" w:color="CCCCCC"/>
+              <w:bottom w:val="single" w:sz="4" w:space="0" w:color="CCCCCC"/>
+              <w:right w:val="single" w:sz="4" w:space="0" w:color="CCCCCC"/>
+            </w:tcBorders>
           </w:tcPr>
           <w:p>
             <w:pPr>
+              <w:spacing w:before="40" w:after="40"/>
               <w:jc w:val="left"/>
             </w:pPr>
             <w:r/>
             <w:r>
               <w:rPr>
-                <w:b w:val="0"/>
-                <w:color w:val="404040"/>
+                <w:color w:val="000000"/>
                 <w:sz w:val="18"/>
               </w:rPr>
               <w:t>Authority</w:t>
@@ -118,16 +155,23 @@
         <w:tc>
           <w:tcPr>
             <w:tcW w:type="dxa" w:w="5100"/>
+            <w:shd w:val="clear" w:color="auto" w:fill="FFFFFF"/>
+            <w:tcBorders>
+              <w:top w:val="single" w:sz="4" w:space="0" w:color="CCCCCC"/>
+              <w:left w:val="single" w:sz="4" w:space="0" w:color="CCCCCC"/>
+              <w:bottom w:val="single" w:sz="4" w:space="0" w:color="CCCCCC"/>
+              <w:right w:val="single" w:sz="4" w:space="0" w:color="CCCCCC"/>
+            </w:tcBorders>
           </w:tcPr>
           <w:p>
             <w:pPr>
+              <w:spacing w:before="40" w:after="40"/>
               <w:jc w:val="left"/>
             </w:pPr>
             <w:r/>
             <w:r>
               <w:rPr>
-                <w:b w:val="0"/>
-                <w:color w:val="404040"/>
+                <w:color w:val="000000"/>
                 <w:sz w:val="18"/>
               </w:rPr>
               <w:t>Ministry of National Defence — General Directorate for ICT</w:t>
@@ -139,16 +183,23 @@
         <w:tc>
           <w:tcPr>
             <w:tcW w:type="dxa" w:w="5100"/>
+            <w:shd w:val="clear" w:color="auto" w:fill="FFFFFF"/>
+            <w:tcBorders>
+              <w:top w:val="single" w:sz="4" w:space="0" w:color="CCCCCC"/>
+              <w:left w:val="single" w:sz="4" w:space="0" w:color="CCCCCC"/>
+              <w:bottom w:val="single" w:sz="4" w:space="0" w:color="CCCCCC"/>
+              <w:right w:val="single" w:sz="4" w:space="0" w:color="CCCCCC"/>
+            </w:tcBorders>
           </w:tcPr>
           <w:p>
             <w:pPr>
+              <w:spacing w:before="40" w:after="40"/>
               <w:jc w:val="left"/>
             </w:pPr>
             <w:r/>
             <w:r>
               <w:rPr>
-                <w:b w:val="0"/>
-                <w:color w:val="404040"/>
+                <w:color w:val="000000"/>
                 <w:sz w:val="18"/>
               </w:rPr>
               <w:t>Project</w:t>
@@ -158,16 +209,23 @@
         <w:tc>
           <w:tcPr>
             <w:tcW w:type="dxa" w:w="5100"/>
+            <w:shd w:val="clear" w:color="auto" w:fill="FFFFFF"/>
+            <w:tcBorders>
+              <w:top w:val="single" w:sz="4" w:space="0" w:color="CCCCCC"/>
+              <w:left w:val="single" w:sz="4" w:space="0" w:color="CCCCCC"/>
+              <w:bottom w:val="single" w:sz="4" w:space="0" w:color="CCCCCC"/>
+              <w:right w:val="single" w:sz="4" w:space="0" w:color="CCCCCC"/>
+            </w:tcBorders>
           </w:tcPr>
           <w:p>
             <w:pPr>
+              <w:spacing w:before="40" w:after="40"/>
               <w:jc w:val="left"/>
             </w:pPr>
             <w:r/>
             <w:r>
               <w:rPr>
-                <w:b w:val="0"/>
-                <w:color w:val="404040"/>
+                <w:color w:val="000000"/>
                 <w:sz w:val="18"/>
               </w:rPr>
               <w:t>Acquisition and installation of integrated servers</w:t>
@@ -179,16 +237,23 @@
         <w:tc>
           <w:tcPr>
             <w:tcW w:type="dxa" w:w="5100"/>
+            <w:shd w:val="clear" w:color="auto" w:fill="FFFFFF"/>
+            <w:tcBorders>
+              <w:top w:val="single" w:sz="4" w:space="0" w:color="CCCCCC"/>
+              <w:left w:val="single" w:sz="4" w:space="0" w:color="CCCCCC"/>
+              <w:bottom w:val="single" w:sz="4" w:space="0" w:color="CCCCCC"/>
+              <w:right w:val="single" w:sz="4" w:space="0" w:color="CCCCCC"/>
+            </w:tcBorders>
           </w:tcPr>
           <w:p>
             <w:pPr>
+              <w:spacing w:before="40" w:after="40"/>
               <w:jc w:val="left"/>
             </w:pPr>
             <w:r/>
             <w:r>
               <w:rPr>
-                <w:b w:val="0"/>
-                <w:color w:val="404040"/>
+                <w:color w:val="000000"/>
                 <w:sz w:val="18"/>
               </w:rPr>
               <w:t>Tender Reference</w:t>
@@ -198,16 +263,23 @@
         <w:tc>
           <w:tcPr>
             <w:tcW w:type="dxa" w:w="5100"/>
+            <w:shd w:val="clear" w:color="auto" w:fill="FFFFFF"/>
+            <w:tcBorders>
+              <w:top w:val="single" w:sz="4" w:space="0" w:color="CCCCCC"/>
+              <w:left w:val="single" w:sz="4" w:space="0" w:color="CCCCCC"/>
+              <w:bottom w:val="single" w:sz="4" w:space="0" w:color="CCCCCC"/>
+              <w:right w:val="single" w:sz="4" w:space="0" w:color="CCCCCC"/>
+            </w:tcBorders>
           </w:tcPr>
           <w:p>
             <w:pPr>
+              <w:spacing w:before="40" w:after="40"/>
               <w:jc w:val="left"/>
             </w:pPr>
             <w:r/>
             <w:r>
               <w:rPr>
-                <w:b w:val="0"/>
-                <w:color w:val="404040"/>
+                <w:color w:val="000000"/>
                 <w:sz w:val="18"/>
               </w:rPr>
               <w:t>N° 06/DIV/2026</w:t>
@@ -219,16 +291,23 @@
         <w:tc>
           <w:tcPr>
             <w:tcW w:type="dxa" w:w="5100"/>
+            <w:shd w:val="clear" w:color="auto" w:fill="FFFFFF"/>
+            <w:tcBorders>
+              <w:top w:val="single" w:sz="4" w:space="0" w:color="CCCCCC"/>
+              <w:left w:val="single" w:sz="4" w:space="0" w:color="CCCCCC"/>
+              <w:bottom w:val="single" w:sz="4" w:space="0" w:color="CCCCCC"/>
+              <w:right w:val="single" w:sz="4" w:space="0" w:color="CCCCCC"/>
+            </w:tcBorders>
           </w:tcPr>
           <w:p>
             <w:pPr>
+              <w:spacing w:before="40" w:after="40"/>
               <w:jc w:val="left"/>
             </w:pPr>
             <w:r/>
             <w:r>
               <w:rPr>
-                <w:b w:val="0"/>
-                <w:color w:val="404040"/>
+                <w:color w:val="000000"/>
                 <w:sz w:val="18"/>
               </w:rPr>
               <w:t>Document Type</w:t>
@@ -238,16 +317,23 @@
         <w:tc>
           <w:tcPr>
             <w:tcW w:type="dxa" w:w="5100"/>
+            <w:shd w:val="clear" w:color="auto" w:fill="FFFFFF"/>
+            <w:tcBorders>
+              <w:top w:val="single" w:sz="4" w:space="0" w:color="CCCCCC"/>
+              <w:left w:val="single" w:sz="4" w:space="0" w:color="CCCCCC"/>
+              <w:bottom w:val="single" w:sz="4" w:space="0" w:color="CCCCCC"/>
+              <w:right w:val="single" w:sz="4" w:space="0" w:color="CCCCCC"/>
+            </w:tcBorders>
           </w:tcPr>
           <w:p>
             <w:pPr>
+              <w:spacing w:before="40" w:after="40"/>
               <w:jc w:val="left"/>
             </w:pPr>
             <w:r/>
             <w:r>
               <w:rPr>
-                <w:b w:val="0"/>
-                <w:color w:val="404040"/>
+                <w:color w:val="000000"/>
                 <w:sz w:val="18"/>
               </w:rPr>
               <w:t>Cahier des Charges Administratives (CCAP)</w:t>
@@ -259,16 +345,23 @@
         <w:tc>
           <w:tcPr>
             <w:tcW w:type="dxa" w:w="5100"/>
+            <w:shd w:val="clear" w:color="auto" w:fill="FFFFFF"/>
+            <w:tcBorders>
+              <w:top w:val="single" w:sz="4" w:space="0" w:color="CCCCCC"/>
+              <w:left w:val="single" w:sz="4" w:space="0" w:color="CCCCCC"/>
+              <w:bottom w:val="single" w:sz="4" w:space="0" w:color="CCCCCC"/>
+              <w:right w:val="single" w:sz="4" w:space="0" w:color="CCCCCC"/>
+            </w:tcBorders>
           </w:tcPr>
           <w:p>
             <w:pPr>
+              <w:spacing w:before="40" w:after="40"/>
               <w:jc w:val="left"/>
             </w:pPr>
             <w:r/>
             <w:r>
               <w:rPr>
-                <w:b w:val="0"/>
-                <w:color w:val="404040"/>
+                <w:color w:val="000000"/>
                 <w:sz w:val="18"/>
               </w:rPr>
               <w:t>Language</w:t>
@@ -278,16 +371,23 @@
         <w:tc>
           <w:tcPr>
             <w:tcW w:type="dxa" w:w="5100"/>
+            <w:shd w:val="clear" w:color="auto" w:fill="FFFFFF"/>
+            <w:tcBorders>
+              <w:top w:val="single" w:sz="4" w:space="0" w:color="CCCCCC"/>
+              <w:left w:val="single" w:sz="4" w:space="0" w:color="CCCCCC"/>
+              <w:bottom w:val="single" w:sz="4" w:space="0" w:color="CCCCCC"/>
+              <w:right w:val="single" w:sz="4" w:space="0" w:color="CCCCCC"/>
+            </w:tcBorders>
           </w:tcPr>
           <w:p>
             <w:pPr>
+              <w:spacing w:before="40" w:after="40"/>
               <w:jc w:val="left"/>
             </w:pPr>
             <w:r/>
             <w:r>
               <w:rPr>
-                <w:b w:val="0"/>
-                <w:color w:val="404040"/>
+                <w:color w:val="000000"/>
                 <w:sz w:val="18"/>
               </w:rPr>
               <w:t>Arabic (original); English translation</w:t>
@@ -299,16 +399,23 @@
         <w:tc>
           <w:tcPr>
             <w:tcW w:type="dxa" w:w="5100"/>
+            <w:shd w:val="clear" w:color="auto" w:fill="FFFFFF"/>
+            <w:tcBorders>
+              <w:top w:val="single" w:sz="4" w:space="0" w:color="CCCCCC"/>
+              <w:left w:val="single" w:sz="4" w:space="0" w:color="CCCCCC"/>
+              <w:bottom w:val="single" w:sz="4" w:space="0" w:color="CCCCCC"/>
+              <w:right w:val="single" w:sz="4" w:space="0" w:color="CCCCCC"/>
+            </w:tcBorders>
           </w:tcPr>
           <w:p>
             <w:pPr>
+              <w:spacing w:before="40" w:after="40"/>
               <w:jc w:val="left"/>
             </w:pPr>
             <w:r/>
             <w:r>
               <w:rPr>
-                <w:b w:val="0"/>
-                <w:color w:val="404040"/>
+                <w:color w:val="000000"/>
                 <w:sz w:val="18"/>
               </w:rPr>
               <w:t>Currency</w:t>
@@ -318,16 +425,23 @@
         <w:tc>
           <w:tcPr>
             <w:tcW w:type="dxa" w:w="5100"/>
+            <w:shd w:val="clear" w:color="auto" w:fill="FFFFFF"/>
+            <w:tcBorders>
+              <w:top w:val="single" w:sz="4" w:space="0" w:color="CCCCCC"/>
+              <w:left w:val="single" w:sz="4" w:space="0" w:color="CCCCCC"/>
+              <w:bottom w:val="single" w:sz="4" w:space="0" w:color="CCCCCC"/>
+              <w:right w:val="single" w:sz="4" w:space="0" w:color="CCCCCC"/>
+            </w:tcBorders>
           </w:tcPr>
           <w:p>
             <w:pPr>
+              <w:spacing w:before="40" w:after="40"/>
               <w:jc w:val="left"/>
             </w:pPr>
             <w:r/>
             <w:r>
               <w:rPr>
-                <w:b w:val="0"/>
-                <w:color w:val="404040"/>
+                <w:color w:val="000000"/>
                 <w:sz w:val="18"/>
               </w:rPr>
               <w:t>Tunisian Dinar (TND)</w:t>
@@ -339,16 +453,23 @@
         <w:tc>
           <w:tcPr>
             <w:tcW w:type="dxa" w:w="5100"/>
+            <w:shd w:val="clear" w:color="auto" w:fill="FFFFFF"/>
+            <w:tcBorders>
+              <w:top w:val="single" w:sz="4" w:space="0" w:color="CCCCCC"/>
+              <w:left w:val="single" w:sz="4" w:space="0" w:color="CCCCCC"/>
+              <w:bottom w:val="single" w:sz="4" w:space="0" w:color="CCCCCC"/>
+              <w:right w:val="single" w:sz="4" w:space="0" w:color="CCCCCC"/>
+            </w:tcBorders>
           </w:tcPr>
           <w:p>
             <w:pPr>
+              <w:spacing w:before="40" w:after="40"/>
               <w:jc w:val="left"/>
             </w:pPr>
             <w:r/>
             <w:r>
               <w:rPr>
-                <w:b w:val="0"/>
-                <w:color w:val="404040"/>
+                <w:color w:val="000000"/>
                 <w:sz w:val="18"/>
               </w:rPr>
               <w:t>Bid Validity</w:t>
@@ -358,16 +479,23 @@
         <w:tc>
           <w:tcPr>
             <w:tcW w:type="dxa" w:w="5100"/>
+            <w:shd w:val="clear" w:color="auto" w:fill="FFFFFF"/>
+            <w:tcBorders>
+              <w:top w:val="single" w:sz="4" w:space="0" w:color="CCCCCC"/>
+              <w:left w:val="single" w:sz="4" w:space="0" w:color="CCCCCC"/>
+              <w:bottom w:val="single" w:sz="4" w:space="0" w:color="CCCCCC"/>
+              <w:right w:val="single" w:sz="4" w:space="0" w:color="CCCCCC"/>
+            </w:tcBorders>
           </w:tcPr>
           <w:p>
             <w:pPr>
+              <w:spacing w:before="40" w:after="40"/>
               <w:jc w:val="left"/>
             </w:pPr>
             <w:r/>
             <w:r>
               <w:rPr>
-                <w:b w:val="0"/>
-                <w:color w:val="404040"/>
+                <w:color w:val="000000"/>
                 <w:sz w:val="18"/>
               </w:rPr>
               <w:t>120 days from submission deadline</w:t>
@@ -379,16 +507,23 @@
         <w:tc>
           <w:tcPr>
             <w:tcW w:type="dxa" w:w="5100"/>
+            <w:shd w:val="clear" w:color="auto" w:fill="FFFFFF"/>
+            <w:tcBorders>
+              <w:top w:val="single" w:sz="4" w:space="0" w:color="CCCCCC"/>
+              <w:left w:val="single" w:sz="4" w:space="0" w:color="CCCCCC"/>
+              <w:bottom w:val="single" w:sz="4" w:space="0" w:color="CCCCCC"/>
+              <w:right w:val="single" w:sz="4" w:space="0" w:color="CCCCCC"/>
+            </w:tcBorders>
           </w:tcPr>
           <w:p>
             <w:pPr>
+              <w:spacing w:before="40" w:after="40"/>
               <w:jc w:val="left"/>
             </w:pPr>
             <w:r/>
             <w:r>
               <w:rPr>
-                <w:b w:val="0"/>
-                <w:color w:val="404040"/>
+                <w:color w:val="000000"/>
                 <w:sz w:val="18"/>
               </w:rPr>
               <w:t>Temporary Guarantee</w:t>
@@ -398,16 +533,23 @@
         <w:tc>
           <w:tcPr>
             <w:tcW w:type="dxa" w:w="5100"/>
+            <w:shd w:val="clear" w:color="auto" w:fill="FFFFFF"/>
+            <w:tcBorders>
+              <w:top w:val="single" w:sz="4" w:space="0" w:color="CCCCCC"/>
+              <w:left w:val="single" w:sz="4" w:space="0" w:color="CCCCCC"/>
+              <w:bottom w:val="single" w:sz="4" w:space="0" w:color="CCCCCC"/>
+              <w:right w:val="single" w:sz="4" w:space="0" w:color="CCCCCC"/>
+            </w:tcBorders>
           </w:tcPr>
           <w:p>
             <w:pPr>
+              <w:spacing w:before="40" w:after="40"/>
               <w:jc w:val="left"/>
             </w:pPr>
             <w:r/>
             <w:r>
               <w:rPr>
-                <w:b w:val="0"/>
-                <w:color w:val="404040"/>
+                <w:color w:val="000000"/>
                 <w:sz w:val="18"/>
               </w:rPr>
               <w:t>5,000 TND</w:t>
@@ -419,24 +561,29 @@
     <w:p/>
     <w:p>
       <w:pPr>
-        <w:shd w:val="clear" w:color="auto" w:fill="1F3864"/>
+        <w:spacing w:before="160" w:after="80"/>
+        <w:pBdr>
+          <w:bottom w:val="single" w:sz="8" w:space="2" w:color="2E75B6"/>
+        </w:pBdr>
       </w:pPr>
       <w:r>
         <w:rPr>
           <w:b/>
-          <w:color w:val="FFFFFF"/>
-          <w:sz w:val="20"/>
+          <w:color w:val="1F3864"/>
+          <w:sz w:val="26"/>
         </w:rPr>
-        <w:t>2. PARTICIPATION CONDITIONS</w:t>
+        <w:t>2. Participation Conditions</w:t>
       </w:r>
     </w:p>
-    <w:p/>
     <w:p>
+      <w:pPr>
+        <w:spacing w:before="40" w:after="40"/>
+      </w:pPr>
       <w:r>
         <w:rPr>
           <w:b/>
           <w:color w:val="404040"/>
-          <w:sz w:val="18"/>
+          <w:sz w:val="20"/>
         </w:rPr>
         <w:t>Article 2 — Scope</w:t>
       </w:r>
@@ -444,7 +591,7 @@
     <w:p>
       <w:pPr>
         <w:pStyle w:val="ListBullet"/>
-        <w:ind w:left="283"/>
+        <w:spacing w:before="20" w:after="20"/>
       </w:pPr>
       <w:r>
         <w:rPr>
@@ -457,7 +604,7 @@
     <w:p>
       <w:pPr>
         <w:pStyle w:val="ListBullet"/>
-        <w:ind w:left="283"/>
+        <w:spacing w:before="20" w:after="20"/>
       </w:pPr>
       <w:r>
         <w:rPr>
@@ -468,11 +615,14 @@
       </w:r>
     </w:p>
     <w:p>
+      <w:pPr>
+        <w:spacing w:before="80" w:after="40"/>
+      </w:pPr>
       <w:r>
         <w:rPr>
           <w:b/>
           <w:color w:val="404040"/>
-          <w:sz w:val="18"/>
+          <w:sz w:val="20"/>
         </w:rPr>
         <w:t>Article 3 — Eligibility</w:t>
       </w:r>
@@ -480,7 +630,7 @@
     <w:p>
       <w:pPr>
         <w:pStyle w:val="ListBullet"/>
-        <w:ind w:left="283"/>
+        <w:spacing w:before="20" w:after="20"/>
       </w:pPr>
       <w:r>
         <w:rPr>
@@ -491,11 +641,14 @@
       </w:r>
     </w:p>
     <w:p>
+      <w:pPr>
+        <w:spacing w:before="80" w:after="40"/>
+      </w:pPr>
       <w:r>
         <w:rPr>
           <w:b/>
           <w:color w:val="404040"/>
-          <w:sz w:val="18"/>
+          <w:sz w:val="20"/>
         </w:rPr>
         <w:t>Article 4 — Access to Documents</w:t>
       </w:r>
@@ -503,7 +656,7 @@
     <w:p>
       <w:pPr>
         <w:pStyle w:val="ListBullet"/>
-        <w:ind w:left="283"/>
+        <w:spacing w:before="20" w:after="20"/>
       </w:pPr>
       <w:r>
         <w:rPr>
@@ -516,24 +669,29 @@
     <w:p/>
     <w:p>
       <w:pPr>
-        <w:shd w:val="clear" w:color="auto" w:fill="1F3864"/>
+        <w:spacing w:before="160" w:after="80"/>
+        <w:pBdr>
+          <w:bottom w:val="single" w:sz="8" w:space="2" w:color="2E75B6"/>
+        </w:pBdr>
       </w:pPr>
       <w:r>
         <w:rPr>
           <w:b/>
-          <w:color w:val="FFFFFF"/>
-          <w:sz w:val="20"/>
+          <w:color w:val="1F3864"/>
+          <w:sz w:val="26"/>
         </w:rPr>
-        <w:t>3. BID COMPONENTS</w:t>
+        <w:t>3. Bid Components</w:t>
       </w:r>
     </w:p>
-    <w:p/>
     <w:p>
+      <w:pPr>
+        <w:spacing w:before="40" w:after="40"/>
+      </w:pPr>
       <w:r>
         <w:rPr>
           <w:b/>
           <w:color w:val="404040"/>
-          <w:sz w:val="18"/>
+          <w:sz w:val="20"/>
         </w:rPr>
         <w:t>3.1 Financial Offer</w:t>
       </w:r>
@@ -552,17 +710,38 @@
         <w:tc>
           <w:tcPr>
             <w:tcW w:type="dxa" w:w="5100"/>
-            <w:shd w:val="clear" w:color="auto" w:fill="1F3864"/>
+          </w:tcPr>
+          <w:p/>
+        </w:tc>
+        <w:tc>
+          <w:tcPr>
+            <w:tcW w:type="dxa" w:w="5100"/>
+          </w:tcPr>
+          <w:p/>
+        </w:tc>
+      </w:tr>
+      <w:tr>
+        <w:tc>
+          <w:tcPr>
+            <w:tcW w:type="dxa" w:w="5100"/>
+            <w:shd w:val="clear" w:color="auto" w:fill="FFFFFF"/>
+            <w:tcBorders>
+              <w:top w:val="single" w:sz="6" w:space="0" w:color="2E75B6"/>
+              <w:left w:val="single" w:sz="6" w:space="0" w:color="2E75B6"/>
+              <w:bottom w:val="single" w:sz="6" w:space="0" w:color="2E75B6"/>
+              <w:right w:val="single" w:sz="6" w:space="0" w:color="2E75B6"/>
+            </w:tcBorders>
           </w:tcPr>
           <w:p>
             <w:pPr>
-              <w:jc w:val="center"/>
+              <w:spacing w:before="40" w:after="40"/>
+              <w:jc w:val="left"/>
             </w:pPr>
             <w:r/>
             <w:r>
               <w:rPr>
                 <w:b/>
-                <w:color w:val="FFFFFF"/>
+                <w:color w:val="000000"/>
                 <w:sz w:val="18"/>
               </w:rPr>
               <w:t>Document</w:t>
@@ -572,17 +751,24 @@
         <w:tc>
           <w:tcPr>
             <w:tcW w:type="dxa" w:w="5100"/>
-            <w:shd w:val="clear" w:color="auto" w:fill="1F3864"/>
+            <w:shd w:val="clear" w:color="auto" w:fill="FFFFFF"/>
+            <w:tcBorders>
+              <w:top w:val="single" w:sz="6" w:space="0" w:color="2E75B6"/>
+              <w:left w:val="single" w:sz="6" w:space="0" w:color="2E75B6"/>
+              <w:bottom w:val="single" w:sz="6" w:space="0" w:color="2E75B6"/>
+              <w:right w:val="single" w:sz="6" w:space="0" w:color="2E75B6"/>
+            </w:tcBorders>
           </w:tcPr>
           <w:p>
             <w:pPr>
-              <w:jc w:val="center"/>
+              <w:spacing w:before="40" w:after="40"/>
+              <w:jc w:val="left"/>
             </w:pPr>
             <w:r/>
             <w:r>
               <w:rPr>
                 <w:b/>
-                <w:color w:val="FFFFFF"/>
+                <w:color w:val="000000"/>
                 <w:sz w:val="18"/>
               </w:rPr>
               <w:t>Requirements</w:t>
@@ -594,16 +780,23 @@
         <w:tc>
           <w:tcPr>
             <w:tcW w:type="dxa" w:w="5100"/>
+            <w:shd w:val="clear" w:color="auto" w:fill="FFFFFF"/>
+            <w:tcBorders>
+              <w:top w:val="single" w:sz="4" w:space="0" w:color="CCCCCC"/>
+              <w:left w:val="single" w:sz="4" w:space="0" w:color="CCCCCC"/>
+              <w:bottom w:val="single" w:sz="4" w:space="0" w:color="CCCCCC"/>
+              <w:right w:val="single" w:sz="4" w:space="0" w:color="CCCCCC"/>
+            </w:tcBorders>
           </w:tcPr>
           <w:p>
             <w:pPr>
+              <w:spacing w:before="40" w:after="40"/>
               <w:jc w:val="left"/>
             </w:pPr>
             <w:r/>
             <w:r>
               <w:rPr>
-                <w:b w:val="0"/>
-                <w:color w:val="404040"/>
+                <w:color w:val="000000"/>
                 <w:sz w:val="18"/>
               </w:rPr>
               <w:t>Financial Commitment Letter</w:t>
@@ -613,16 +806,23 @@
         <w:tc>
           <w:tcPr>
             <w:tcW w:type="dxa" w:w="5100"/>
+            <w:shd w:val="clear" w:color="auto" w:fill="FFFFFF"/>
+            <w:tcBorders>
+              <w:top w:val="single" w:sz="4" w:space="0" w:color="CCCCCC"/>
+              <w:left w:val="single" w:sz="4" w:space="0" w:color="CCCCCC"/>
+              <w:bottom w:val="single" w:sz="4" w:space="0" w:color="CCCCCC"/>
+              <w:right w:val="single" w:sz="4" w:space="0" w:color="CCCCCC"/>
+            </w:tcBorders>
           </w:tcPr>
           <w:p>
             <w:pPr>
+              <w:spacing w:before="40" w:after="40"/>
               <w:jc w:val="left"/>
             </w:pPr>
             <w:r/>
             <w:r>
               <w:rPr>
-                <w:b w:val="0"/>
-                <w:color w:val="404040"/>
+                <w:color w:val="000000"/>
                 <w:sz w:val="18"/>
               </w:rPr>
               <w:t>Completed, signed, stamped per Appendix 1 template</w:t>
@@ -634,16 +834,23 @@
         <w:tc>
           <w:tcPr>
             <w:tcW w:type="dxa" w:w="5100"/>
+            <w:shd w:val="clear" w:color="auto" w:fill="FFFFFF"/>
+            <w:tcBorders>
+              <w:top w:val="single" w:sz="4" w:space="0" w:color="CCCCCC"/>
+              <w:left w:val="single" w:sz="4" w:space="0" w:color="CCCCCC"/>
+              <w:bottom w:val="single" w:sz="4" w:space="0" w:color="CCCCCC"/>
+              <w:right w:val="single" w:sz="4" w:space="0" w:color="CCCCCC"/>
+            </w:tcBorders>
           </w:tcPr>
           <w:p>
             <w:pPr>
+              <w:spacing w:before="40" w:after="40"/>
               <w:jc w:val="left"/>
             </w:pPr>
             <w:r/>
             <w:r>
               <w:rPr>
-                <w:b w:val="0"/>
-                <w:color w:val="404040"/>
+                <w:color w:val="000000"/>
                 <w:sz w:val="18"/>
               </w:rPr>
               <w:t>Detailed Estimative Invoice</w:t>
@@ -653,16 +860,23 @@
         <w:tc>
           <w:tcPr>
             <w:tcW w:type="dxa" w:w="5100"/>
+            <w:shd w:val="clear" w:color="auto" w:fill="FFFFFF"/>
+            <w:tcBorders>
+              <w:top w:val="single" w:sz="4" w:space="0" w:color="CCCCCC"/>
+              <w:left w:val="single" w:sz="4" w:space="0" w:color="CCCCCC"/>
+              <w:bottom w:val="single" w:sz="4" w:space="0" w:color="CCCCCC"/>
+              <w:right w:val="single" w:sz="4" w:space="0" w:color="CCCCCC"/>
+            </w:tcBorders>
           </w:tcPr>
           <w:p>
             <w:pPr>
+              <w:spacing w:before="40" w:after="40"/>
               <w:jc w:val="left"/>
             </w:pPr>
             <w:r/>
             <w:r>
               <w:rPr>
-                <w:b w:val="0"/>
-                <w:color w:val="404040"/>
+                <w:color w:val="000000"/>
                 <w:sz w:val="18"/>
               </w:rPr>
               <w:t>Itemized per component, signed and stamped</w:t>
@@ -673,11 +887,14 @@
     </w:tbl>
     <w:p/>
     <w:p>
+      <w:pPr>
+        <w:spacing w:before="40" w:after="40"/>
+      </w:pPr>
       <w:r>
         <w:rPr>
           <w:b/>
           <w:color w:val="404040"/>
-          <w:sz w:val="18"/>
+          <w:sz w:val="20"/>
         </w:rPr>
         <w:t>3.2 Technical Offer</w:t>
       </w:r>
@@ -696,17 +913,38 @@
         <w:tc>
           <w:tcPr>
             <w:tcW w:type="dxa" w:w="5100"/>
-            <w:shd w:val="clear" w:color="auto" w:fill="1F3864"/>
+          </w:tcPr>
+          <w:p/>
+        </w:tc>
+        <w:tc>
+          <w:tcPr>
+            <w:tcW w:type="dxa" w:w="5100"/>
+          </w:tcPr>
+          <w:p/>
+        </w:tc>
+      </w:tr>
+      <w:tr>
+        <w:tc>
+          <w:tcPr>
+            <w:tcW w:type="dxa" w:w="5100"/>
+            <w:shd w:val="clear" w:color="auto" w:fill="FFFFFF"/>
+            <w:tcBorders>
+              <w:top w:val="single" w:sz="6" w:space="0" w:color="2E75B6"/>
+              <w:left w:val="single" w:sz="6" w:space="0" w:color="2E75B6"/>
+              <w:bottom w:val="single" w:sz="6" w:space="0" w:color="2E75B6"/>
+              <w:right w:val="single" w:sz="6" w:space="0" w:color="2E75B6"/>
+            </w:tcBorders>
           </w:tcPr>
           <w:p>
             <w:pPr>
-              <w:jc w:val="center"/>
+              <w:spacing w:before="40" w:after="40"/>
+              <w:jc w:val="left"/>
             </w:pPr>
             <w:r/>
             <w:r>
               <w:rPr>
                 <w:b/>
-                <w:color w:val="FFFFFF"/>
+                <w:color w:val="000000"/>
                 <w:sz w:val="18"/>
               </w:rPr>
               <w:t>Document</w:t>
@@ -716,17 +954,24 @@
         <w:tc>
           <w:tcPr>
             <w:tcW w:type="dxa" w:w="5100"/>
-            <w:shd w:val="clear" w:color="auto" w:fill="1F3864"/>
+            <w:shd w:val="clear" w:color="auto" w:fill="FFFFFF"/>
+            <w:tcBorders>
+              <w:top w:val="single" w:sz="6" w:space="0" w:color="2E75B6"/>
+              <w:left w:val="single" w:sz="6" w:space="0" w:color="2E75B6"/>
+              <w:bottom w:val="single" w:sz="6" w:space="0" w:color="2E75B6"/>
+              <w:right w:val="single" w:sz="6" w:space="0" w:color="2E75B6"/>
+            </w:tcBorders>
           </w:tcPr>
           <w:p>
             <w:pPr>
-              <w:jc w:val="center"/>
+              <w:spacing w:before="40" w:after="40"/>
+              <w:jc w:val="left"/>
             </w:pPr>
             <w:r/>
             <w:r>
               <w:rPr>
                 <w:b/>
-                <w:color w:val="FFFFFF"/>
+                <w:color w:val="000000"/>
                 <w:sz w:val="18"/>
               </w:rPr>
               <w:t>Requirements</w:t>
@@ -738,16 +983,23 @@
         <w:tc>
           <w:tcPr>
             <w:tcW w:type="dxa" w:w="5100"/>
+            <w:shd w:val="clear" w:color="auto" w:fill="FFFFFF"/>
+            <w:tcBorders>
+              <w:top w:val="single" w:sz="4" w:space="0" w:color="CCCCCC"/>
+              <w:left w:val="single" w:sz="4" w:space="0" w:color="CCCCCC"/>
+              <w:bottom w:val="single" w:sz="4" w:space="0" w:color="CCCCCC"/>
+              <w:right w:val="single" w:sz="4" w:space="0" w:color="CCCCCC"/>
+            </w:tcBorders>
           </w:tcPr>
           <w:p>
             <w:pPr>
+              <w:spacing w:before="40" w:after="40"/>
               <w:jc w:val="left"/>
             </w:pPr>
             <w:r/>
             <w:r>
               <w:rPr>
-                <w:b w:val="0"/>
-                <w:color w:val="404040"/>
+                <w:color w:val="000000"/>
                 <w:sz w:val="18"/>
               </w:rPr>
               <w:t>Signed CCTP</w:t>
@@ -757,16 +1009,23 @@
         <w:tc>
           <w:tcPr>
             <w:tcW w:type="dxa" w:w="5100"/>
+            <w:shd w:val="clear" w:color="auto" w:fill="FFFFFF"/>
+            <w:tcBorders>
+              <w:top w:val="single" w:sz="4" w:space="0" w:color="CCCCCC"/>
+              <w:left w:val="single" w:sz="4" w:space="0" w:color="CCCCCC"/>
+              <w:bottom w:val="single" w:sz="4" w:space="0" w:color="CCCCCC"/>
+              <w:right w:val="single" w:sz="4" w:space="0" w:color="CCCCCC"/>
+            </w:tcBorders>
           </w:tcPr>
           <w:p>
             <w:pPr>
+              <w:spacing w:before="40" w:after="40"/>
               <w:jc w:val="left"/>
             </w:pPr>
             <w:r/>
             <w:r>
               <w:rPr>
-                <w:b w:val="0"/>
-                <w:color w:val="404040"/>
+                <w:color w:val="000000"/>
                 <w:sz w:val="18"/>
               </w:rPr>
               <w:t>Initialed every page; signed and stamped on final page</w:t>
@@ -778,16 +1037,23 @@
         <w:tc>
           <w:tcPr>
             <w:tcW w:type="dxa" w:w="5100"/>
+            <w:shd w:val="clear" w:color="auto" w:fill="FFFFFF"/>
+            <w:tcBorders>
+              <w:top w:val="single" w:sz="4" w:space="0" w:color="CCCCCC"/>
+              <w:left w:val="single" w:sz="4" w:space="0" w:color="CCCCCC"/>
+              <w:bottom w:val="single" w:sz="4" w:space="0" w:color="CCCCCC"/>
+              <w:right w:val="single" w:sz="4" w:space="0" w:color="CCCCCC"/>
+            </w:tcBorders>
           </w:tcPr>
           <w:p>
             <w:pPr>
+              <w:spacing w:before="40" w:after="40"/>
               <w:jc w:val="left"/>
             </w:pPr>
             <w:r/>
             <w:r>
               <w:rPr>
-                <w:b w:val="0"/>
-                <w:color w:val="404040"/>
+                <w:color w:val="000000"/>
                 <w:sz w:val="18"/>
               </w:rPr>
               <w:t>Technical Bid Forms</w:t>
@@ -797,16 +1063,23 @@
         <w:tc>
           <w:tcPr>
             <w:tcW w:type="dxa" w:w="5100"/>
+            <w:shd w:val="clear" w:color="auto" w:fill="FFFFFF"/>
+            <w:tcBorders>
+              <w:top w:val="single" w:sz="4" w:space="0" w:color="CCCCCC"/>
+              <w:left w:val="single" w:sz="4" w:space="0" w:color="CCCCCC"/>
+              <w:bottom w:val="single" w:sz="4" w:space="0" w:color="CCCCCC"/>
+              <w:right w:val="single" w:sz="4" w:space="0" w:color="CCCCCC"/>
+            </w:tcBorders>
           </w:tcPr>
           <w:p>
             <w:pPr>
+              <w:spacing w:before="40" w:after="40"/>
               <w:jc w:val="left"/>
             </w:pPr>
             <w:r/>
             <w:r>
               <w:rPr>
-                <w:b w:val="0"/>
-                <w:color w:val="404040"/>
+                <w:color w:val="000000"/>
                 <w:sz w:val="18"/>
               </w:rPr>
               <w:t>Completed per templates in technical specifications</w:t>
@@ -818,16 +1091,23 @@
         <w:tc>
           <w:tcPr>
             <w:tcW w:type="dxa" w:w="5100"/>
+            <w:shd w:val="clear" w:color="auto" w:fill="FFFFFF"/>
+            <w:tcBorders>
+              <w:top w:val="single" w:sz="4" w:space="0" w:color="CCCCCC"/>
+              <w:left w:val="single" w:sz="4" w:space="0" w:color="CCCCCC"/>
+              <w:bottom w:val="single" w:sz="4" w:space="0" w:color="CCCCCC"/>
+              <w:right w:val="single" w:sz="4" w:space="0" w:color="CCCCCC"/>
+            </w:tcBorders>
           </w:tcPr>
           <w:p>
             <w:pPr>
+              <w:spacing w:before="40" w:after="40"/>
               <w:jc w:val="left"/>
             </w:pPr>
             <w:r/>
             <w:r>
               <w:rPr>
-                <w:b w:val="0"/>
-                <w:color w:val="404040"/>
+                <w:color w:val="000000"/>
                 <w:sz w:val="18"/>
               </w:rPr>
               <w:t>Technical Data Sheets</w:t>
@@ -837,16 +1117,23 @@
         <w:tc>
           <w:tcPr>
             <w:tcW w:type="dxa" w:w="5100"/>
+            <w:shd w:val="clear" w:color="auto" w:fill="FFFFFF"/>
+            <w:tcBorders>
+              <w:top w:val="single" w:sz="4" w:space="0" w:color="CCCCCC"/>
+              <w:left w:val="single" w:sz="4" w:space="0" w:color="CCCCCC"/>
+              <w:bottom w:val="single" w:sz="4" w:space="0" w:color="CCCCCC"/>
+              <w:right w:val="single" w:sz="4" w:space="0" w:color="CCCCCC"/>
+            </w:tcBorders>
           </w:tcPr>
           <w:p>
             <w:pPr>
+              <w:spacing w:before="40" w:after="40"/>
               <w:jc w:val="left"/>
             </w:pPr>
             <w:r/>
             <w:r>
               <w:rPr>
-                <w:b w:val="0"/>
-                <w:color w:val="404040"/>
+                <w:color w:val="000000"/>
                 <w:sz w:val="18"/>
               </w:rPr>
               <w:t>Completed per lot item, signed and stamped</w:t>
@@ -857,11 +1144,14 @@
     </w:tbl>
     <w:p/>
     <w:p>
+      <w:pPr>
+        <w:spacing w:before="40" w:after="40"/>
+      </w:pPr>
       <w:r>
         <w:rPr>
           <w:b/>
           <w:color w:val="404040"/>
-          <w:sz w:val="18"/>
+          <w:sz w:val="20"/>
         </w:rPr>
         <w:t>3.3 Administrative Documents</w:t>
       </w:r>
@@ -880,17 +1170,38 @@
         <w:tc>
           <w:tcPr>
             <w:tcW w:type="dxa" w:w="5100"/>
-            <w:shd w:val="clear" w:color="auto" w:fill="1F3864"/>
+          </w:tcPr>
+          <w:p/>
+        </w:tc>
+        <w:tc>
+          <w:tcPr>
+            <w:tcW w:type="dxa" w:w="5100"/>
+          </w:tcPr>
+          <w:p/>
+        </w:tc>
+      </w:tr>
+      <w:tr>
+        <w:tc>
+          <w:tcPr>
+            <w:tcW w:type="dxa" w:w="5100"/>
+            <w:shd w:val="clear" w:color="auto" w:fill="FFFFFF"/>
+            <w:tcBorders>
+              <w:top w:val="single" w:sz="6" w:space="0" w:color="2E75B6"/>
+              <w:left w:val="single" w:sz="6" w:space="0" w:color="2E75B6"/>
+              <w:bottom w:val="single" w:sz="6" w:space="0" w:color="2E75B6"/>
+              <w:right w:val="single" w:sz="6" w:space="0" w:color="2E75B6"/>
+            </w:tcBorders>
           </w:tcPr>
           <w:p>
             <w:pPr>
-              <w:jc w:val="center"/>
+              <w:spacing w:before="40" w:after="40"/>
+              <w:jc w:val="left"/>
             </w:pPr>
             <w:r/>
             <w:r>
               <w:rPr>
                 <w:b/>
-                <w:color w:val="FFFFFF"/>
+                <w:color w:val="000000"/>
                 <w:sz w:val="18"/>
               </w:rPr>
               <w:t>Document</w:t>
@@ -900,17 +1211,24 @@
         <w:tc>
           <w:tcPr>
             <w:tcW w:type="dxa" w:w="5100"/>
-            <w:shd w:val="clear" w:color="auto" w:fill="1F3864"/>
+            <w:shd w:val="clear" w:color="auto" w:fill="FFFFFF"/>
+            <w:tcBorders>
+              <w:top w:val="single" w:sz="6" w:space="0" w:color="2E75B6"/>
+              <w:left w:val="single" w:sz="6" w:space="0" w:color="2E75B6"/>
+              <w:bottom w:val="single" w:sz="6" w:space="0" w:color="2E75B6"/>
+              <w:right w:val="single" w:sz="6" w:space="0" w:color="2E75B6"/>
+            </w:tcBorders>
           </w:tcPr>
           <w:p>
             <w:pPr>
-              <w:jc w:val="center"/>
+              <w:spacing w:before="40" w:after="40"/>
+              <w:jc w:val="left"/>
             </w:pPr>
             <w:r/>
             <w:r>
               <w:rPr>
                 <w:b/>
-                <w:color w:val="FFFFFF"/>
+                <w:color w:val="000000"/>
                 <w:sz w:val="18"/>
               </w:rPr>
               <w:t>Requirements</w:t>
@@ -922,16 +1240,23 @@
         <w:tc>
           <w:tcPr>
             <w:tcW w:type="dxa" w:w="5100"/>
+            <w:shd w:val="clear" w:color="auto" w:fill="FFFFFF"/>
+            <w:tcBorders>
+              <w:top w:val="single" w:sz="4" w:space="0" w:color="CCCCCC"/>
+              <w:left w:val="single" w:sz="4" w:space="0" w:color="CCCCCC"/>
+              <w:bottom w:val="single" w:sz="4" w:space="0" w:color="CCCCCC"/>
+              <w:right w:val="single" w:sz="4" w:space="0" w:color="CCCCCC"/>
+            </w:tcBorders>
           </w:tcPr>
           <w:p>
             <w:pPr>
+              <w:spacing w:before="40" w:after="40"/>
               <w:jc w:val="left"/>
             </w:pPr>
             <w:r/>
             <w:r>
               <w:rPr>
-                <w:b w:val="0"/>
-                <w:color w:val="404040"/>
+                <w:color w:val="000000"/>
                 <w:sz w:val="18"/>
               </w:rPr>
               <w:t>Temporary Financial Guarantee</w:t>
@@ -941,16 +1266,23 @@
         <w:tc>
           <w:tcPr>
             <w:tcW w:type="dxa" w:w="5100"/>
+            <w:shd w:val="clear" w:color="auto" w:fill="FFFFFF"/>
+            <w:tcBorders>
+              <w:top w:val="single" w:sz="4" w:space="0" w:color="CCCCCC"/>
+              <w:left w:val="single" w:sz="4" w:space="0" w:color="CCCCCC"/>
+              <w:bottom w:val="single" w:sz="4" w:space="0" w:color="CCCCCC"/>
+              <w:right w:val="single" w:sz="4" w:space="0" w:color="CCCCCC"/>
+            </w:tcBorders>
           </w:tcPr>
           <w:p>
             <w:pPr>
+              <w:spacing w:before="40" w:after="40"/>
               <w:jc w:val="left"/>
             </w:pPr>
             <w:r/>
             <w:r>
               <w:rPr>
-                <w:b w:val="0"/>
-                <w:color w:val="404040"/>
+                <w:color w:val="000000"/>
                 <w:sz w:val="18"/>
               </w:rPr>
               <w:t>Bank guarantee or solidarity undertaking; 120-day validity</w:t>
@@ -962,16 +1294,23 @@
         <w:tc>
           <w:tcPr>
             <w:tcW w:type="dxa" w:w="5100"/>
+            <w:shd w:val="clear" w:color="auto" w:fill="FFFFFF"/>
+            <w:tcBorders>
+              <w:top w:val="single" w:sz="4" w:space="0" w:color="CCCCCC"/>
+              <w:left w:val="single" w:sz="4" w:space="0" w:color="CCCCCC"/>
+              <w:bottom w:val="single" w:sz="4" w:space="0" w:color="CCCCCC"/>
+              <w:right w:val="single" w:sz="4" w:space="0" w:color="CCCCCC"/>
+            </w:tcBorders>
           </w:tcPr>
           <w:p>
             <w:pPr>
+              <w:spacing w:before="40" w:after="40"/>
               <w:jc w:val="left"/>
             </w:pPr>
             <w:r/>
             <w:r>
               <w:rPr>
-                <w:b w:val="0"/>
-                <w:color w:val="404040"/>
+                <w:color w:val="000000"/>
                 <w:sz w:val="18"/>
               </w:rPr>
               <w:t>Declaration of Non-Collusion</w:t>
@@ -981,16 +1320,23 @@
         <w:tc>
           <w:tcPr>
             <w:tcW w:type="dxa" w:w="5100"/>
+            <w:shd w:val="clear" w:color="auto" w:fill="FFFFFF"/>
+            <w:tcBorders>
+              <w:top w:val="single" w:sz="4" w:space="0" w:color="CCCCCC"/>
+              <w:left w:val="single" w:sz="4" w:space="0" w:color="CCCCCC"/>
+              <w:bottom w:val="single" w:sz="4" w:space="0" w:color="CCCCCC"/>
+              <w:right w:val="single" w:sz="4" w:space="0" w:color="CCCCCC"/>
+            </w:tcBorders>
           </w:tcPr>
           <w:p>
             <w:pPr>
+              <w:spacing w:before="40" w:after="40"/>
               <w:jc w:val="left"/>
             </w:pPr>
             <w:r/>
             <w:r>
               <w:rPr>
-                <w:b w:val="0"/>
-                <w:color w:val="404040"/>
+                <w:color w:val="000000"/>
                 <w:sz w:val="18"/>
               </w:rPr>
               <w:t>Sworn statement via TUNEPS portal</w:t>
@@ -1002,16 +1348,23 @@
         <w:tc>
           <w:tcPr>
             <w:tcW w:type="dxa" w:w="5100"/>
+            <w:shd w:val="clear" w:color="auto" w:fill="FFFFFF"/>
+            <w:tcBorders>
+              <w:top w:val="single" w:sz="4" w:space="0" w:color="CCCCCC"/>
+              <w:left w:val="single" w:sz="4" w:space="0" w:color="CCCCCC"/>
+              <w:bottom w:val="single" w:sz="4" w:space="0" w:color="CCCCCC"/>
+              <w:right w:val="single" w:sz="4" w:space="0" w:color="CCCCCC"/>
+            </w:tcBorders>
           </w:tcPr>
           <w:p>
             <w:pPr>
+              <w:spacing w:before="40" w:after="40"/>
               <w:jc w:val="left"/>
             </w:pPr>
             <w:r/>
             <w:r>
               <w:rPr>
-                <w:b w:val="0"/>
-                <w:color w:val="404040"/>
+                <w:color w:val="000000"/>
                 <w:sz w:val="18"/>
               </w:rPr>
               <w:t>Declaration — No Conflict of Interest</w:t>
@@ -1021,16 +1374,23 @@
         <w:tc>
           <w:tcPr>
             <w:tcW w:type="dxa" w:w="5100"/>
+            <w:shd w:val="clear" w:color="auto" w:fill="FFFFFF"/>
+            <w:tcBorders>
+              <w:top w:val="single" w:sz="4" w:space="0" w:color="CCCCCC"/>
+              <w:left w:val="single" w:sz="4" w:space="0" w:color="CCCCCC"/>
+              <w:bottom w:val="single" w:sz="4" w:space="0" w:color="CCCCCC"/>
+              <w:right w:val="single" w:sz="4" w:space="0" w:color="CCCCCC"/>
+            </w:tcBorders>
           </w:tcPr>
           <w:p>
             <w:pPr>
+              <w:spacing w:before="40" w:after="40"/>
               <w:jc w:val="left"/>
             </w:pPr>
             <w:r/>
             <w:r>
               <w:rPr>
-                <w:b w:val="0"/>
-                <w:color w:val="404040"/>
+                <w:color w:val="000000"/>
                 <w:sz w:val="18"/>
               </w:rPr>
               <w:t>Sworn statement via TUNEPS portal</w:t>
@@ -1042,16 +1402,23 @@
         <w:tc>
           <w:tcPr>
             <w:tcW w:type="dxa" w:w="5100"/>
+            <w:shd w:val="clear" w:color="auto" w:fill="FFFFFF"/>
+            <w:tcBorders>
+              <w:top w:val="single" w:sz="4" w:space="0" w:color="CCCCCC"/>
+              <w:left w:val="single" w:sz="4" w:space="0" w:color="CCCCCC"/>
+              <w:bottom w:val="single" w:sz="4" w:space="0" w:color="CCCCCC"/>
+              <w:right w:val="single" w:sz="4" w:space="0" w:color="CCCCCC"/>
+            </w:tcBorders>
           </w:tcPr>
           <w:p>
             <w:pPr>
+              <w:spacing w:before="40" w:after="40"/>
               <w:jc w:val="left"/>
             </w:pPr>
             <w:r/>
             <w:r>
               <w:rPr>
-                <w:b w:val="0"/>
-                <w:color w:val="404040"/>
+                <w:color w:val="000000"/>
                 <w:sz w:val="18"/>
               </w:rPr>
               <w:t>Manager Identification Card</w:t>
@@ -1061,16 +1428,23 @@
         <w:tc>
           <w:tcPr>
             <w:tcW w:type="dxa" w:w="5100"/>
+            <w:shd w:val="clear" w:color="auto" w:fill="FFFFFF"/>
+            <w:tcBorders>
+              <w:top w:val="single" w:sz="4" w:space="0" w:color="CCCCCC"/>
+              <w:left w:val="single" w:sz="4" w:space="0" w:color="CCCCCC"/>
+              <w:bottom w:val="single" w:sz="4" w:space="0" w:color="CCCCCC"/>
+              <w:right w:val="single" w:sz="4" w:space="0" w:color="CCCCCC"/>
+            </w:tcBorders>
           </w:tcPr>
           <w:p>
             <w:pPr>
+              <w:spacing w:before="40" w:after="40"/>
               <w:jc w:val="left"/>
             </w:pPr>
             <w:r/>
             <w:r>
               <w:rPr>
-                <w:b w:val="0"/>
-                <w:color w:val="404040"/>
+                <w:color w:val="000000"/>
                 <w:sz w:val="18"/>
               </w:rPr>
               <w:t>Civil status card + national ID copy + 2 photos</w:t>
@@ -1082,16 +1456,23 @@
         <w:tc>
           <w:tcPr>
             <w:tcW w:type="dxa" w:w="5100"/>
+            <w:shd w:val="clear" w:color="auto" w:fill="FFFFFF"/>
+            <w:tcBorders>
+              <w:top w:val="single" w:sz="4" w:space="0" w:color="CCCCCC"/>
+              <w:left w:val="single" w:sz="4" w:space="0" w:color="CCCCCC"/>
+              <w:bottom w:val="single" w:sz="4" w:space="0" w:color="CCCCCC"/>
+              <w:right w:val="single" w:sz="4" w:space="0" w:color="CCCCCC"/>
+            </w:tcBorders>
           </w:tcPr>
           <w:p>
             <w:pPr>
+              <w:spacing w:before="40" w:after="40"/>
               <w:jc w:val="left"/>
             </w:pPr>
             <w:r/>
             <w:r>
               <w:rPr>
-                <w:b w:val="0"/>
-                <w:color w:val="404040"/>
+                <w:color w:val="000000"/>
                 <w:sz w:val="18"/>
               </w:rPr>
               <w:t>Company Registry Extract</w:t>
@@ -1101,16 +1482,23 @@
         <w:tc>
           <w:tcPr>
             <w:tcW w:type="dxa" w:w="5100"/>
+            <w:shd w:val="clear" w:color="auto" w:fill="FFFFFF"/>
+            <w:tcBorders>
+              <w:top w:val="single" w:sz="4" w:space="0" w:color="CCCCCC"/>
+              <w:left w:val="single" w:sz="4" w:space="0" w:color="CCCCCC"/>
+              <w:bottom w:val="single" w:sz="4" w:space="0" w:color="CCCCCC"/>
+              <w:right w:val="single" w:sz="4" w:space="0" w:color="CCCCCC"/>
+            </w:tcBorders>
           </w:tcPr>
           <w:p>
             <w:pPr>
+              <w:spacing w:before="40" w:after="40"/>
               <w:jc w:val="left"/>
             </w:pPr>
             <w:r/>
             <w:r>
               <w:rPr>
-                <w:b w:val="0"/>
-                <w:color w:val="404040"/>
+                <w:color w:val="000000"/>
                 <w:sz w:val="18"/>
               </w:rPr>
               <w:t>Within 3 months of issue date</w:t>
@@ -1122,18 +1510,20 @@
     <w:p/>
     <w:p>
       <w:pPr>
-        <w:shd w:val="clear" w:color="auto" w:fill="1F3864"/>
+        <w:spacing w:before="160" w:after="80"/>
+        <w:pBdr>
+          <w:bottom w:val="single" w:sz="8" w:space="2" w:color="2E75B6"/>
+        </w:pBdr>
       </w:pPr>
       <w:r>
         <w:rPr>
           <w:b/>
-          <w:color w:val="FFFFFF"/>
-          <w:sz w:val="20"/>
+          <w:color w:val="1F3864"/>
+          <w:sz w:val="26"/>
         </w:rPr>
-        <w:t>4. FINANCIAL GUARANTEE (ARTICLE 10)</w:t>
+        <w:t>4. Financial Guarantee (Article 10)</w:t>
       </w:r>
     </w:p>
-    <w:p/>
     <w:tbl>
       <w:tblPr>
         <w:tblStyle w:val="TableGrid"/>
@@ -1148,17 +1538,38 @@
         <w:tc>
           <w:tcPr>
             <w:tcW w:type="dxa" w:w="5100"/>
-            <w:shd w:val="clear" w:color="auto" w:fill="1F3864"/>
+          </w:tcPr>
+          <w:p/>
+        </w:tc>
+        <w:tc>
+          <w:tcPr>
+            <w:tcW w:type="dxa" w:w="5100"/>
+          </w:tcPr>
+          <w:p/>
+        </w:tc>
+      </w:tr>
+      <w:tr>
+        <w:tc>
+          <w:tcPr>
+            <w:tcW w:type="dxa" w:w="5100"/>
+            <w:shd w:val="clear" w:color="auto" w:fill="FFFFFF"/>
+            <w:tcBorders>
+              <w:top w:val="single" w:sz="6" w:space="0" w:color="2E75B6"/>
+              <w:left w:val="single" w:sz="6" w:space="0" w:color="2E75B6"/>
+              <w:bottom w:val="single" w:sz="6" w:space="0" w:color="2E75B6"/>
+              <w:right w:val="single" w:sz="6" w:space="0" w:color="2E75B6"/>
+            </w:tcBorders>
           </w:tcPr>
           <w:p>
             <w:pPr>
-              <w:jc w:val="center"/>
+              <w:spacing w:before="40" w:after="40"/>
+              <w:jc w:val="left"/>
             </w:pPr>
             <w:r/>
             <w:r>
               <w:rPr>
                 <w:b/>
-                <w:color w:val="FFFFFF"/>
+                <w:color w:val="000000"/>
                 <w:sz w:val="18"/>
               </w:rPr>
               <w:t>Element</w:t>
@@ -1168,17 +1579,24 @@
         <w:tc>
           <w:tcPr>
             <w:tcW w:type="dxa" w:w="5100"/>
-            <w:shd w:val="clear" w:color="auto" w:fill="1F3864"/>
+            <w:shd w:val="clear" w:color="auto" w:fill="FFFFFF"/>
+            <w:tcBorders>
+              <w:top w:val="single" w:sz="6" w:space="0" w:color="2E75B6"/>
+              <w:left w:val="single" w:sz="6" w:space="0" w:color="2E75B6"/>
+              <w:bottom w:val="single" w:sz="6" w:space="0" w:color="2E75B6"/>
+              <w:right w:val="single" w:sz="6" w:space="0" w:color="2E75B6"/>
+            </w:tcBorders>
           </w:tcPr>
           <w:p>
             <w:pPr>
-              <w:jc w:val="center"/>
+              <w:spacing w:before="40" w:after="40"/>
+              <w:jc w:val="left"/>
             </w:pPr>
             <w:r/>
             <w:r>
               <w:rPr>
                 <w:b/>
-                <w:color w:val="FFFFFF"/>
+                <w:color w:val="000000"/>
                 <w:sz w:val="18"/>
               </w:rPr>
               <w:t>Detail</w:t>
@@ -1190,16 +1608,23 @@
         <w:tc>
           <w:tcPr>
             <w:tcW w:type="dxa" w:w="5100"/>
+            <w:shd w:val="clear" w:color="auto" w:fill="FFFFFF"/>
+            <w:tcBorders>
+              <w:top w:val="single" w:sz="4" w:space="0" w:color="CCCCCC"/>
+              <w:left w:val="single" w:sz="4" w:space="0" w:color="CCCCCC"/>
+              <w:bottom w:val="single" w:sz="4" w:space="0" w:color="CCCCCC"/>
+              <w:right w:val="single" w:sz="4" w:space="0" w:color="CCCCCC"/>
+            </w:tcBorders>
           </w:tcPr>
           <w:p>
             <w:pPr>
+              <w:spacing w:before="40" w:after="40"/>
               <w:jc w:val="left"/>
             </w:pPr>
             <w:r/>
             <w:r>
               <w:rPr>
-                <w:b w:val="0"/>
-                <w:color w:val="404040"/>
+                <w:color w:val="000000"/>
                 <w:sz w:val="18"/>
               </w:rPr>
               <w:t>Amount</w:t>
@@ -1209,16 +1634,23 @@
         <w:tc>
           <w:tcPr>
             <w:tcW w:type="dxa" w:w="5100"/>
+            <w:shd w:val="clear" w:color="auto" w:fill="FFFFFF"/>
+            <w:tcBorders>
+              <w:top w:val="single" w:sz="4" w:space="0" w:color="CCCCCC"/>
+              <w:left w:val="single" w:sz="4" w:space="0" w:color="CCCCCC"/>
+              <w:bottom w:val="single" w:sz="4" w:space="0" w:color="CCCCCC"/>
+              <w:right w:val="single" w:sz="4" w:space="0" w:color="CCCCCC"/>
+            </w:tcBorders>
           </w:tcPr>
           <w:p>
             <w:pPr>
+              <w:spacing w:before="40" w:after="40"/>
               <w:jc w:val="left"/>
             </w:pPr>
             <w:r/>
             <w:r>
               <w:rPr>
-                <w:b w:val="0"/>
-                <w:color w:val="404040"/>
+                <w:color w:val="000000"/>
                 <w:sz w:val="18"/>
               </w:rPr>
               <w:t>5,000 TND</w:t>
@@ -1230,16 +1662,23 @@
         <w:tc>
           <w:tcPr>
             <w:tcW w:type="dxa" w:w="5100"/>
+            <w:shd w:val="clear" w:color="auto" w:fill="FFFFFF"/>
+            <w:tcBorders>
+              <w:top w:val="single" w:sz="4" w:space="0" w:color="CCCCCC"/>
+              <w:left w:val="single" w:sz="4" w:space="0" w:color="CCCCCC"/>
+              <w:bottom w:val="single" w:sz="4" w:space="0" w:color="CCCCCC"/>
+              <w:right w:val="single" w:sz="4" w:space="0" w:color="CCCCCC"/>
+            </w:tcBorders>
           </w:tcPr>
           <w:p>
             <w:pPr>
+              <w:spacing w:before="40" w:after="40"/>
               <w:jc w:val="left"/>
             </w:pPr>
             <w:r/>
             <w:r>
               <w:rPr>
-                <w:b w:val="0"/>
-                <w:color w:val="404040"/>
+                <w:color w:val="000000"/>
                 <w:sz w:val="18"/>
               </w:rPr>
               <w:t>Form</w:t>
@@ -1249,16 +1688,23 @@
         <w:tc>
           <w:tcPr>
             <w:tcW w:type="dxa" w:w="5100"/>
+            <w:shd w:val="clear" w:color="auto" w:fill="FFFFFF"/>
+            <w:tcBorders>
+              <w:top w:val="single" w:sz="4" w:space="0" w:color="CCCCCC"/>
+              <w:left w:val="single" w:sz="4" w:space="0" w:color="CCCCCC"/>
+              <w:bottom w:val="single" w:sz="4" w:space="0" w:color="CCCCCC"/>
+              <w:right w:val="single" w:sz="4" w:space="0" w:color="CCCCCC"/>
+            </w:tcBorders>
           </w:tcPr>
           <w:p>
             <w:pPr>
+              <w:spacing w:before="40" w:after="40"/>
               <w:jc w:val="left"/>
             </w:pPr>
             <w:r/>
             <w:r>
               <w:rPr>
-                <w:b w:val="0"/>
-                <w:color w:val="404040"/>
+                <w:color w:val="000000"/>
                 <w:sz w:val="18"/>
               </w:rPr>
               <w:t>Bank guarantee or solidarity liability undertaking</w:t>
@@ -1270,16 +1716,23 @@
         <w:tc>
           <w:tcPr>
             <w:tcW w:type="dxa" w:w="5100"/>
+            <w:shd w:val="clear" w:color="auto" w:fill="FFFFFF"/>
+            <w:tcBorders>
+              <w:top w:val="single" w:sz="4" w:space="0" w:color="CCCCCC"/>
+              <w:left w:val="single" w:sz="4" w:space="0" w:color="CCCCCC"/>
+              <w:bottom w:val="single" w:sz="4" w:space="0" w:color="CCCCCC"/>
+              <w:right w:val="single" w:sz="4" w:space="0" w:color="CCCCCC"/>
+            </w:tcBorders>
           </w:tcPr>
           <w:p>
             <w:pPr>
+              <w:spacing w:before="40" w:after="40"/>
               <w:jc w:val="left"/>
             </w:pPr>
             <w:r/>
             <w:r>
               <w:rPr>
-                <w:b w:val="0"/>
-                <w:color w:val="404040"/>
+                <w:color w:val="000000"/>
                 <w:sz w:val="18"/>
               </w:rPr>
               <w:t>Validity</w:t>
@@ -1289,16 +1742,23 @@
         <w:tc>
           <w:tcPr>
             <w:tcW w:type="dxa" w:w="5100"/>
+            <w:shd w:val="clear" w:color="auto" w:fill="FFFFFF"/>
+            <w:tcBorders>
+              <w:top w:val="single" w:sz="4" w:space="0" w:color="CCCCCC"/>
+              <w:left w:val="single" w:sz="4" w:space="0" w:color="CCCCCC"/>
+              <w:bottom w:val="single" w:sz="4" w:space="0" w:color="CCCCCC"/>
+              <w:right w:val="single" w:sz="4" w:space="0" w:color="CCCCCC"/>
+            </w:tcBorders>
           </w:tcPr>
           <w:p>
             <w:pPr>
+              <w:spacing w:before="40" w:after="40"/>
               <w:jc w:val="left"/>
             </w:pPr>
             <w:r/>
             <w:r>
               <w:rPr>
-                <w:b w:val="0"/>
-                <w:color w:val="404040"/>
+                <w:color w:val="000000"/>
                 <w:sz w:val="18"/>
               </w:rPr>
               <w:t>Must cover full bid validity period (minimum 120 days)</w:t>
@@ -1310,16 +1770,23 @@
         <w:tc>
           <w:tcPr>
             <w:tcW w:type="dxa" w:w="5100"/>
+            <w:shd w:val="clear" w:color="auto" w:fill="FFFFFF"/>
+            <w:tcBorders>
+              <w:top w:val="single" w:sz="4" w:space="0" w:color="CCCCCC"/>
+              <w:left w:val="single" w:sz="4" w:space="0" w:color="CCCCCC"/>
+              <w:bottom w:val="single" w:sz="4" w:space="0" w:color="CCCCCC"/>
+              <w:right w:val="single" w:sz="4" w:space="0" w:color="CCCCCC"/>
+            </w:tcBorders>
           </w:tcPr>
           <w:p>
             <w:pPr>
+              <w:spacing w:before="40" w:after="40"/>
               <w:jc w:val="left"/>
             </w:pPr>
             <w:r/>
             <w:r>
               <w:rPr>
-                <w:b w:val="0"/>
-                <w:color w:val="404040"/>
+                <w:color w:val="000000"/>
                 <w:sz w:val="18"/>
               </w:rPr>
               <w:t>Release — Non-selected bidders</w:t>
@@ -1329,16 +1796,23 @@
         <w:tc>
           <w:tcPr>
             <w:tcW w:type="dxa" w:w="5100"/>
+            <w:shd w:val="clear" w:color="auto" w:fill="FFFFFF"/>
+            <w:tcBorders>
+              <w:top w:val="single" w:sz="4" w:space="0" w:color="CCCCCC"/>
+              <w:left w:val="single" w:sz="4" w:space="0" w:color="CCCCCC"/>
+              <w:bottom w:val="single" w:sz="4" w:space="0" w:color="CCCCCC"/>
+              <w:right w:val="single" w:sz="4" w:space="0" w:color="CCCCCC"/>
+            </w:tcBorders>
           </w:tcPr>
           <w:p>
             <w:pPr>
+              <w:spacing w:before="40" w:after="40"/>
               <w:jc w:val="left"/>
             </w:pPr>
             <w:r/>
             <w:r>
               <w:rPr>
-                <w:b w:val="0"/>
-                <w:color w:val="404040"/>
+                <w:color w:val="000000"/>
                 <w:sz w:val="18"/>
               </w:rPr>
               <w:t>Within 20 days of contract award notification</w:t>
@@ -1350,16 +1824,23 @@
         <w:tc>
           <w:tcPr>
             <w:tcW w:type="dxa" w:w="5100"/>
+            <w:shd w:val="clear" w:color="auto" w:fill="FFFFFF"/>
+            <w:tcBorders>
+              <w:top w:val="single" w:sz="4" w:space="0" w:color="CCCCCC"/>
+              <w:left w:val="single" w:sz="4" w:space="0" w:color="CCCCCC"/>
+              <w:bottom w:val="single" w:sz="4" w:space="0" w:color="CCCCCC"/>
+              <w:right w:val="single" w:sz="4" w:space="0" w:color="CCCCCC"/>
+            </w:tcBorders>
           </w:tcPr>
           <w:p>
             <w:pPr>
+              <w:spacing w:before="40" w:after="40"/>
               <w:jc w:val="left"/>
             </w:pPr>
             <w:r/>
             <w:r>
               <w:rPr>
-                <w:b w:val="0"/>
-                <w:color w:val="404040"/>
+                <w:color w:val="000000"/>
                 <w:sz w:val="18"/>
               </w:rPr>
               <w:t>Release — Selected bidder</w:t>
@@ -1369,16 +1850,23 @@
         <w:tc>
           <w:tcPr>
             <w:tcW w:type="dxa" w:w="5100"/>
+            <w:shd w:val="clear" w:color="auto" w:fill="FFFFFF"/>
+            <w:tcBorders>
+              <w:top w:val="single" w:sz="4" w:space="0" w:color="CCCCCC"/>
+              <w:left w:val="single" w:sz="4" w:space="0" w:color="CCCCCC"/>
+              <w:bottom w:val="single" w:sz="4" w:space="0" w:color="CCCCCC"/>
+              <w:right w:val="single" w:sz="4" w:space="0" w:color="CCCCCC"/>
+            </w:tcBorders>
           </w:tcPr>
           <w:p>
             <w:pPr>
+              <w:spacing w:before="40" w:after="40"/>
               <w:jc w:val="left"/>
             </w:pPr>
             <w:r/>
             <w:r>
               <w:rPr>
-                <w:b w:val="0"/>
-                <w:color w:val="404040"/>
+                <w:color w:val="000000"/>
                 <w:sz w:val="18"/>
               </w:rPr>
               <w:t>Upon submission of final performance guarantee</w:t>
@@ -1390,16 +1878,23 @@
         <w:tc>
           <w:tcPr>
             <w:tcW w:type="dxa" w:w="5100"/>
+            <w:shd w:val="clear" w:color="auto" w:fill="FFFFFF"/>
+            <w:tcBorders>
+              <w:top w:val="single" w:sz="4" w:space="0" w:color="CCCCCC"/>
+              <w:left w:val="single" w:sz="4" w:space="0" w:color="CCCCCC"/>
+              <w:bottom w:val="single" w:sz="4" w:space="0" w:color="CCCCCC"/>
+              <w:right w:val="single" w:sz="4" w:space="0" w:color="CCCCCC"/>
+            </w:tcBorders>
           </w:tcPr>
           <w:p>
             <w:pPr>
+              <w:spacing w:before="40" w:after="40"/>
               <w:jc w:val="left"/>
             </w:pPr>
             <w:r/>
             <w:r>
               <w:rPr>
-                <w:b w:val="0"/>
-                <w:color w:val="404040"/>
+                <w:color w:val="000000"/>
                 <w:sz w:val="18"/>
               </w:rPr>
               <w:t>Release — Automatically rejected</w:t>
@@ -1409,16 +1904,23 @@
         <w:tc>
           <w:tcPr>
             <w:tcW w:type="dxa" w:w="5100"/>
+            <w:shd w:val="clear" w:color="auto" w:fill="FFFFFF"/>
+            <w:tcBorders>
+              <w:top w:val="single" w:sz="4" w:space="0" w:color="CCCCCC"/>
+              <w:left w:val="single" w:sz="4" w:space="0" w:color="CCCCCC"/>
+              <w:bottom w:val="single" w:sz="4" w:space="0" w:color="CCCCCC"/>
+              <w:right w:val="single" w:sz="4" w:space="0" w:color="CCCCCC"/>
+            </w:tcBorders>
           </w:tcPr>
           <w:p>
             <w:pPr>
+              <w:spacing w:before="40" w:after="40"/>
               <w:jc w:val="left"/>
             </w:pPr>
             <w:r/>
             <w:r>
               <w:rPr>
-                <w:b w:val="0"/>
-                <w:color w:val="404040"/>
+                <w:color w:val="000000"/>
                 <w:sz w:val="18"/>
               </w:rPr>
               <w:t>Immediate release</w:t>
@@ -1430,16 +1932,23 @@
         <w:tc>
           <w:tcPr>
             <w:tcW w:type="dxa" w:w="5100"/>
+            <w:shd w:val="clear" w:color="auto" w:fill="FFFFFF"/>
+            <w:tcBorders>
+              <w:top w:val="single" w:sz="4" w:space="0" w:color="CCCCCC"/>
+              <w:left w:val="single" w:sz="4" w:space="0" w:color="CCCCCC"/>
+              <w:bottom w:val="single" w:sz="4" w:space="0" w:color="CCCCCC"/>
+              <w:right w:val="single" w:sz="4" w:space="0" w:color="CCCCCC"/>
+            </w:tcBorders>
           </w:tcPr>
           <w:p>
             <w:pPr>
+              <w:spacing w:before="40" w:after="40"/>
               <w:jc w:val="left"/>
             </w:pPr>
             <w:r/>
             <w:r>
               <w:rPr>
-                <w:b w:val="0"/>
-                <w:color w:val="404040"/>
+                <w:color w:val="000000"/>
                 <w:sz w:val="18"/>
               </w:rPr>
               <w:t>Seizure — Withdrawal during validity</w:t>
@@ -1449,16 +1958,23 @@
         <w:tc>
           <w:tcPr>
             <w:tcW w:type="dxa" w:w="5100"/>
+            <w:shd w:val="clear" w:color="auto" w:fill="FFFFFF"/>
+            <w:tcBorders>
+              <w:top w:val="single" w:sz="4" w:space="0" w:color="CCCCCC"/>
+              <w:left w:val="single" w:sz="4" w:space="0" w:color="CCCCCC"/>
+              <w:bottom w:val="single" w:sz="4" w:space="0" w:color="CCCCCC"/>
+              <w:right w:val="single" w:sz="4" w:space="0" w:color="CCCCCC"/>
+            </w:tcBorders>
           </w:tcPr>
           <w:p>
             <w:pPr>
+              <w:spacing w:before="40" w:after="40"/>
               <w:jc w:val="left"/>
             </w:pPr>
             <w:r/>
             <w:r>
               <w:rPr>
-                <w:b w:val="0"/>
-                <w:color w:val="404040"/>
+                <w:color w:val="000000"/>
                 <w:sz w:val="18"/>
               </w:rPr>
               <w:t>Bid withdrawal after submission deadline</w:t>
@@ -1470,16 +1986,23 @@
         <w:tc>
           <w:tcPr>
             <w:tcW w:type="dxa" w:w="5100"/>
+            <w:shd w:val="clear" w:color="auto" w:fill="FFFFFF"/>
+            <w:tcBorders>
+              <w:top w:val="single" w:sz="4" w:space="0" w:color="CCCCCC"/>
+              <w:left w:val="single" w:sz="4" w:space="0" w:color="CCCCCC"/>
+              <w:bottom w:val="single" w:sz="4" w:space="0" w:color="CCCCCC"/>
+              <w:right w:val="single" w:sz="4" w:space="0" w:color="CCCCCC"/>
+            </w:tcBorders>
           </w:tcPr>
           <w:p>
             <w:pPr>
+              <w:spacing w:before="40" w:after="40"/>
               <w:jc w:val="left"/>
             </w:pPr>
             <w:r/>
             <w:r>
               <w:rPr>
-                <w:b w:val="0"/>
-                <w:color w:val="404040"/>
+                <w:color w:val="000000"/>
                 <w:sz w:val="18"/>
               </w:rPr>
               <w:t>Seizure — Contract refusal</w:t>
@@ -1489,16 +2012,23 @@
         <w:tc>
           <w:tcPr>
             <w:tcW w:type="dxa" w:w="5100"/>
+            <w:shd w:val="clear" w:color="auto" w:fill="FFFFFF"/>
+            <w:tcBorders>
+              <w:top w:val="single" w:sz="4" w:space="0" w:color="CCCCCC"/>
+              <w:left w:val="single" w:sz="4" w:space="0" w:color="CCCCCC"/>
+              <w:bottom w:val="single" w:sz="4" w:space="0" w:color="CCCCCC"/>
+              <w:right w:val="single" w:sz="4" w:space="0" w:color="CCCCCC"/>
+            </w:tcBorders>
           </w:tcPr>
           <w:p>
             <w:pPr>
+              <w:spacing w:before="40" w:after="40"/>
               <w:jc w:val="left"/>
             </w:pPr>
             <w:r/>
             <w:r>
               <w:rPr>
-                <w:b w:val="0"/>
-                <w:color w:val="404040"/>
+                <w:color w:val="000000"/>
                 <w:sz w:val="18"/>
               </w:rPr>
               <w:t>Selected bidder refuses to sign within deadline</w:t>
@@ -1510,16 +2040,23 @@
         <w:tc>
           <w:tcPr>
             <w:tcW w:type="dxa" w:w="5100"/>
+            <w:shd w:val="clear" w:color="auto" w:fill="FFFFFF"/>
+            <w:tcBorders>
+              <w:top w:val="single" w:sz="4" w:space="0" w:color="CCCCCC"/>
+              <w:left w:val="single" w:sz="4" w:space="0" w:color="CCCCCC"/>
+              <w:bottom w:val="single" w:sz="4" w:space="0" w:color="CCCCCC"/>
+              <w:right w:val="single" w:sz="4" w:space="0" w:color="CCCCCC"/>
+            </w:tcBorders>
           </w:tcPr>
           <w:p>
             <w:pPr>
+              <w:spacing w:before="40" w:after="40"/>
               <w:jc w:val="left"/>
             </w:pPr>
             <w:r/>
             <w:r>
               <w:rPr>
-                <w:b w:val="0"/>
-                <w:color w:val="404040"/>
+                <w:color w:val="000000"/>
                 <w:sz w:val="18"/>
               </w:rPr>
               <w:t>Seizure — No final guarantee</w:t>
@@ -1529,16 +2066,23 @@
         <w:tc>
           <w:tcPr>
             <w:tcW w:type="dxa" w:w="5100"/>
+            <w:shd w:val="clear" w:color="auto" w:fill="FFFFFF"/>
+            <w:tcBorders>
+              <w:top w:val="single" w:sz="4" w:space="0" w:color="CCCCCC"/>
+              <w:left w:val="single" w:sz="4" w:space="0" w:color="CCCCCC"/>
+              <w:bottom w:val="single" w:sz="4" w:space="0" w:color="CCCCCC"/>
+              <w:right w:val="single" w:sz="4" w:space="0" w:color="CCCCCC"/>
+            </w:tcBorders>
           </w:tcPr>
           <w:p>
             <w:pPr>
+              <w:spacing w:before="40" w:after="40"/>
               <w:jc w:val="left"/>
             </w:pPr>
             <w:r/>
             <w:r>
               <w:rPr>
-                <w:b w:val="0"/>
-                <w:color w:val="404040"/>
+                <w:color w:val="000000"/>
                 <w:sz w:val="18"/>
               </w:rPr>
               <w:t>Selected bidder fails to provide final performance guarantee</w:t>
@@ -1550,24 +2094,29 @@
     <w:p/>
     <w:p>
       <w:pPr>
-        <w:shd w:val="clear" w:color="auto" w:fill="1F3864"/>
+        <w:spacing w:before="160" w:after="80"/>
+        <w:pBdr>
+          <w:bottom w:val="single" w:sz="8" w:space="2" w:color="2E75B6"/>
+        </w:pBdr>
       </w:pPr>
       <w:r>
         <w:rPr>
           <w:b/>
-          <w:color w:val="FFFFFF"/>
-          <w:sz w:val="20"/>
+          <w:color w:val="1F3864"/>
+          <w:sz w:val="26"/>
         </w:rPr>
-        <w:t>5. SUBMISSION RULES (ARTICLE 8)</w:t>
+        <w:t>5. Submission Rules (Article 8)</w:t>
       </w:r>
     </w:p>
-    <w:p/>
     <w:p>
+      <w:pPr>
+        <w:spacing w:before="40" w:after="40"/>
+      </w:pPr>
       <w:r>
         <w:rPr>
           <w:b/>
           <w:color w:val="404040"/>
-          <w:sz w:val="18"/>
+          <w:sz w:val="20"/>
         </w:rPr>
         <w:t>Online Submission (via TUNEPS)</w:t>
       </w:r>
@@ -1575,7 +2124,7 @@
     <w:p>
       <w:pPr>
         <w:pStyle w:val="ListBullet"/>
-        <w:ind w:left="283"/>
+        <w:spacing w:before="20" w:after="20"/>
       </w:pPr>
       <w:r>
         <w:rPr>
@@ -1588,7 +2137,7 @@
     <w:p>
       <w:pPr>
         <w:pStyle w:val="ListBullet"/>
-        <w:ind w:left="283"/>
+        <w:spacing w:before="20" w:after="20"/>
       </w:pPr>
       <w:r>
         <w:rPr>
@@ -1599,11 +2148,14 @@
       </w:r>
     </w:p>
     <w:p>
+      <w:pPr>
+        <w:spacing w:before="80" w:after="40"/>
+      </w:pPr>
       <w:r>
         <w:rPr>
           <w:b/>
           <w:color w:val="404040"/>
-          <w:sz w:val="18"/>
+          <w:sz w:val="20"/>
         </w:rPr>
         <w:t>Late Submissions</w:t>
       </w:r>
@@ -1611,7 +2163,7 @@
     <w:p>
       <w:pPr>
         <w:pStyle w:val="ListBullet"/>
-        <w:ind w:left="283"/>
+        <w:spacing w:before="20" w:after="20"/>
       </w:pPr>
       <w:r>
         <w:rPr>
@@ -1622,11 +2174,14 @@
       </w:r>
     </w:p>
     <w:p>
+      <w:pPr>
+        <w:spacing w:before="80" w:after="40"/>
+      </w:pPr>
       <w:r>
         <w:rPr>
           <w:b/>
           <w:color w:val="404040"/>
-          <w:sz w:val="18"/>
+          <w:sz w:val="20"/>
         </w:rPr>
         <w:t>Modifications</w:t>
       </w:r>
@@ -1634,7 +2189,7 @@
     <w:p>
       <w:pPr>
         <w:pStyle w:val="ListBullet"/>
-        <w:ind w:left="283"/>
+        <w:spacing w:before="20" w:after="20"/>
       </w:pPr>
       <w:r>
         <w:rPr>
@@ -1647,7 +2202,7 @@
     <w:p>
       <w:pPr>
         <w:pStyle w:val="ListBullet"/>
-        <w:ind w:left="283"/>
+        <w:spacing w:before="20" w:after="20"/>
       </w:pPr>
       <w:r>
         <w:rPr>
@@ -1660,7 +2215,7 @@
     <w:p>
       <w:pPr>
         <w:pStyle w:val="ListBullet"/>
-        <w:ind w:left="283"/>
+        <w:spacing w:before="20" w:after="20"/>
       </w:pPr>
       <w:r>
         <w:rPr>
@@ -1671,11 +2226,14 @@
       </w:r>
     </w:p>
     <w:p>
+      <w:pPr>
+        <w:spacing w:before="80" w:after="40"/>
+      </w:pPr>
       <w:r>
         <w:rPr>
           <w:b/>
           <w:color w:val="404040"/>
-          <w:sz w:val="18"/>
+          <w:sz w:val="20"/>
         </w:rPr>
         <w:t>Oversized Technical Bids</w:t>
       </w:r>
@@ -1683,7 +2241,7 @@
     <w:p>
       <w:pPr>
         <w:pStyle w:val="ListBullet"/>
-        <w:ind w:left="283"/>
+        <w:spacing w:before="20" w:after="20"/>
       </w:pPr>
       <w:r>
         <w:rPr>
@@ -1696,7 +2254,7 @@
     <w:p>
       <w:pPr>
         <w:pStyle w:val="ListBullet"/>
-        <w:ind w:left="283"/>
+        <w:spacing w:before="20" w:after="20"/>
       </w:pPr>
       <w:r>
         <w:rPr>
@@ -1709,18 +2267,20 @@
     <w:p/>
     <w:p>
       <w:pPr>
-        <w:shd w:val="clear" w:color="auto" w:fill="1F3864"/>
+        <w:spacing w:before="160" w:after="80"/>
+        <w:pBdr>
+          <w:bottom w:val="single" w:sz="8" w:space="2" w:color="2E75B6"/>
+        </w:pBdr>
       </w:pPr>
       <w:r>
         <w:rPr>
           <w:b/>
-          <w:color w:val="FFFFFF"/>
-          <w:sz w:val="20"/>
+          <w:color w:val="1F3864"/>
+          <w:sz w:val="26"/>
         </w:rPr>
-        <w:t>6. EVALUATION (ARTICLE 13)</w:t>
+        <w:t>6. Evaluation (Article 13)</w:t>
       </w:r>
     </w:p>
-    <w:p/>
     <w:tbl>
       <w:tblPr>
         <w:tblStyle w:val="TableGrid"/>
@@ -1735,17 +2295,38 @@
         <w:tc>
           <w:tcPr>
             <w:tcW w:type="dxa" w:w="5100"/>
-            <w:shd w:val="clear" w:color="auto" w:fill="1F3864"/>
+          </w:tcPr>
+          <w:p/>
+        </w:tc>
+        <w:tc>
+          <w:tcPr>
+            <w:tcW w:type="dxa" w:w="5100"/>
+          </w:tcPr>
+          <w:p/>
+        </w:tc>
+      </w:tr>
+      <w:tr>
+        <w:tc>
+          <w:tcPr>
+            <w:tcW w:type="dxa" w:w="5100"/>
+            <w:shd w:val="clear" w:color="auto" w:fill="FFFFFF"/>
+            <w:tcBorders>
+              <w:top w:val="single" w:sz="6" w:space="0" w:color="2E75B6"/>
+              <w:left w:val="single" w:sz="6" w:space="0" w:color="2E75B6"/>
+              <w:bottom w:val="single" w:sz="6" w:space="0" w:color="2E75B6"/>
+              <w:right w:val="single" w:sz="6" w:space="0" w:color="2E75B6"/>
+            </w:tcBorders>
           </w:tcPr>
           <w:p>
             <w:pPr>
-              <w:jc w:val="center"/>
+              <w:spacing w:before="40" w:after="40"/>
+              <w:jc w:val="left"/>
             </w:pPr>
             <w:r/>
             <w:r>
               <w:rPr>
                 <w:b/>
-                <w:color w:val="FFFFFF"/>
+                <w:color w:val="000000"/>
                 <w:sz w:val="18"/>
               </w:rPr>
               <w:t>Phase</w:t>
@@ -1755,17 +2336,24 @@
         <w:tc>
           <w:tcPr>
             <w:tcW w:type="dxa" w:w="5100"/>
-            <w:shd w:val="clear" w:color="auto" w:fill="1F3864"/>
+            <w:shd w:val="clear" w:color="auto" w:fill="FFFFFF"/>
+            <w:tcBorders>
+              <w:top w:val="single" w:sz="6" w:space="0" w:color="2E75B6"/>
+              <w:left w:val="single" w:sz="6" w:space="0" w:color="2E75B6"/>
+              <w:bottom w:val="single" w:sz="6" w:space="0" w:color="2E75B6"/>
+              <w:right w:val="single" w:sz="6" w:space="0" w:color="2E75B6"/>
+            </w:tcBorders>
           </w:tcPr>
           <w:p>
             <w:pPr>
-              <w:jc w:val="center"/>
+              <w:spacing w:before="40" w:after="40"/>
+              <w:jc w:val="left"/>
             </w:pPr>
             <w:r/>
             <w:r>
               <w:rPr>
                 <w:b/>
-                <w:color w:val="FFFFFF"/>
+                <w:color w:val="000000"/>
                 <w:sz w:val="18"/>
               </w:rPr>
               <w:t>Activity</w:t>
@@ -1777,16 +2365,23 @@
         <w:tc>
           <w:tcPr>
             <w:tcW w:type="dxa" w:w="5100"/>
+            <w:shd w:val="clear" w:color="auto" w:fill="FFFFFF"/>
+            <w:tcBorders>
+              <w:top w:val="single" w:sz="4" w:space="0" w:color="CCCCCC"/>
+              <w:left w:val="single" w:sz="4" w:space="0" w:color="CCCCCC"/>
+              <w:bottom w:val="single" w:sz="4" w:space="0" w:color="CCCCCC"/>
+              <w:right w:val="single" w:sz="4" w:space="0" w:color="CCCCCC"/>
+            </w:tcBorders>
           </w:tcPr>
           <w:p>
             <w:pPr>
+              <w:spacing w:before="40" w:after="40"/>
               <w:jc w:val="left"/>
             </w:pPr>
             <w:r/>
             <w:r>
               <w:rPr>
-                <w:b w:val="0"/>
-                <w:color w:val="404040"/>
+                <w:color w:val="000000"/>
                 <w:sz w:val="18"/>
               </w:rPr>
               <w:t>Stage 1</w:t>
@@ -1796,16 +2391,23 @@
         <w:tc>
           <w:tcPr>
             <w:tcW w:type="dxa" w:w="5100"/>
+            <w:shd w:val="clear" w:color="auto" w:fill="FFFFFF"/>
+            <w:tcBorders>
+              <w:top w:val="single" w:sz="4" w:space="0" w:color="CCCCCC"/>
+              <w:left w:val="single" w:sz="4" w:space="0" w:color="CCCCCC"/>
+              <w:bottom w:val="single" w:sz="4" w:space="0" w:color="CCCCCC"/>
+              <w:right w:val="single" w:sz="4" w:space="0" w:color="CCCCCC"/>
+            </w:tcBorders>
           </w:tcPr>
           <w:p>
             <w:pPr>
+              <w:spacing w:before="40" w:after="40"/>
               <w:jc w:val="left"/>
             </w:pPr>
             <w:r/>
             <w:r>
               <w:rPr>
-                <w:b w:val="0"/>
-                <w:color w:val="404040"/>
+                <w:color w:val="000000"/>
                 <w:sz w:val="18"/>
               </w:rPr>
               <w:t>Administrative compliance + financial guarantee verification</w:t>
@@ -1817,16 +2419,23 @@
         <w:tc>
           <w:tcPr>
             <w:tcW w:type="dxa" w:w="5100"/>
+            <w:shd w:val="clear" w:color="auto" w:fill="FFFFFF"/>
+            <w:tcBorders>
+              <w:top w:val="single" w:sz="4" w:space="0" w:color="CCCCCC"/>
+              <w:left w:val="single" w:sz="4" w:space="0" w:color="CCCCCC"/>
+              <w:bottom w:val="single" w:sz="4" w:space="0" w:color="CCCCCC"/>
+              <w:right w:val="single" w:sz="4" w:space="0" w:color="CCCCCC"/>
+            </w:tcBorders>
           </w:tcPr>
           <w:p>
             <w:pPr>
+              <w:spacing w:before="40" w:after="40"/>
               <w:jc w:val="left"/>
             </w:pPr>
             <w:r/>
             <w:r>
               <w:rPr>
-                <w:b w:val="0"/>
-                <w:color w:val="404040"/>
+                <w:color w:val="000000"/>
                 <w:sz w:val="18"/>
               </w:rPr>
               <w:t>Stage 2</w:t>
@@ -1836,16 +2445,23 @@
         <w:tc>
           <w:tcPr>
             <w:tcW w:type="dxa" w:w="5100"/>
+            <w:shd w:val="clear" w:color="auto" w:fill="FFFFFF"/>
+            <w:tcBorders>
+              <w:top w:val="single" w:sz="4" w:space="0" w:color="CCCCCC"/>
+              <w:left w:val="single" w:sz="4" w:space="0" w:color="CCCCCC"/>
+              <w:bottom w:val="single" w:sz="4" w:space="0" w:color="CCCCCC"/>
+              <w:right w:val="single" w:sz="4" w:space="0" w:color="CCCCCC"/>
+            </w:tcBorders>
           </w:tcPr>
           <w:p>
             <w:pPr>
+              <w:spacing w:before="40" w:after="40"/>
               <w:jc w:val="left"/>
             </w:pPr>
             <w:r/>
             <w:r>
               <w:rPr>
-                <w:b w:val="0"/>
-                <w:color w:val="404040"/>
+                <w:color w:val="000000"/>
                 <w:sz w:val="18"/>
               </w:rPr>
               <w:t>Financial offer correction — arithmetic/material errors corrected; ascending price ranking</w:t>
@@ -1857,16 +2473,23 @@
         <w:tc>
           <w:tcPr>
             <w:tcW w:type="dxa" w:w="5100"/>
+            <w:shd w:val="clear" w:color="auto" w:fill="FFFFFF"/>
+            <w:tcBorders>
+              <w:top w:val="single" w:sz="4" w:space="0" w:color="CCCCCC"/>
+              <w:left w:val="single" w:sz="4" w:space="0" w:color="CCCCCC"/>
+              <w:bottom w:val="single" w:sz="4" w:space="0" w:color="CCCCCC"/>
+              <w:right w:val="single" w:sz="4" w:space="0" w:color="CCCCCC"/>
+            </w:tcBorders>
           </w:tcPr>
           <w:p>
             <w:pPr>
+              <w:spacing w:before="40" w:after="40"/>
               <w:jc w:val="left"/>
             </w:pPr>
             <w:r/>
             <w:r>
               <w:rPr>
-                <w:b w:val="0"/>
-                <w:color w:val="404040"/>
+                <w:color w:val="000000"/>
                 <w:sz w:val="18"/>
               </w:rPr>
               <w:t>Stage 3</w:t>
@@ -1876,16 +2499,23 @@
         <w:tc>
           <w:tcPr>
             <w:tcW w:type="dxa" w:w="5100"/>
+            <w:shd w:val="clear" w:color="auto" w:fill="FFFFFF"/>
+            <w:tcBorders>
+              <w:top w:val="single" w:sz="4" w:space="0" w:color="CCCCCC"/>
+              <w:left w:val="single" w:sz="4" w:space="0" w:color="CCCCCC"/>
+              <w:bottom w:val="single" w:sz="4" w:space="0" w:color="CCCCCC"/>
+              <w:right w:val="single" w:sz="4" w:space="0" w:color="CCCCCC"/>
+            </w:tcBorders>
           </w:tcPr>
           <w:p>
             <w:pPr>
+              <w:spacing w:before="40" w:after="40"/>
               <w:jc w:val="left"/>
             </w:pPr>
             <w:r/>
             <w:r>
               <w:rPr>
-                <w:b w:val="0"/>
-                <w:color w:val="404040"/>
+                <w:color w:val="000000"/>
                 <w:sz w:val="18"/>
               </w:rPr>
               <w:t>Lowest evaluated compliant bid wins (Moins-disant)</w:t>
@@ -1897,18 +2527,20 @@
     <w:p/>
     <w:p>
       <w:pPr>
-        <w:shd w:val="clear" w:color="auto" w:fill="1F3864"/>
+        <w:spacing w:before="160" w:after="80"/>
+        <w:pBdr>
+          <w:bottom w:val="single" w:sz="8" w:space="2" w:color="2E75B6"/>
+        </w:pBdr>
       </w:pPr>
       <w:r>
         <w:rPr>
           <w:b/>
-          <w:color w:val="FFFFFF"/>
-          <w:sz w:val="20"/>
+          <w:color w:val="1F3864"/>
+          <w:sz w:val="26"/>
         </w:rPr>
-        <w:t>7. KEY RISKS &amp; OBSERVATIONS</w:t>
+        <w:t>7. Key Risks &amp; Observations</w:t>
       </w:r>
     </w:p>
-    <w:p/>
     <w:tbl>
       <w:tblPr>
         <w:tblStyle w:val="TableGrid"/>
@@ -1924,17 +2556,44 @@
         <w:tc>
           <w:tcPr>
             <w:tcW w:type="dxa" w:w="3400"/>
-            <w:shd w:val="clear" w:color="auto" w:fill="1F3864"/>
+          </w:tcPr>
+          <w:p/>
+        </w:tc>
+        <w:tc>
+          <w:tcPr>
+            <w:tcW w:type="dxa" w:w="3400"/>
+          </w:tcPr>
+          <w:p/>
+        </w:tc>
+        <w:tc>
+          <w:tcPr>
+            <w:tcW w:type="dxa" w:w="3400"/>
+          </w:tcPr>
+          <w:p/>
+        </w:tc>
+      </w:tr>
+      <w:tr>
+        <w:tc>
+          <w:tcPr>
+            <w:tcW w:type="dxa" w:w="3400"/>
+            <w:shd w:val="clear" w:color="auto" w:fill="FFFFFF"/>
+            <w:tcBorders>
+              <w:top w:val="single" w:sz="6" w:space="0" w:color="2E75B6"/>
+              <w:left w:val="single" w:sz="6" w:space="0" w:color="2E75B6"/>
+              <w:bottom w:val="single" w:sz="6" w:space="0" w:color="2E75B6"/>
+              <w:right w:val="single" w:sz="6" w:space="0" w:color="2E75B6"/>
+            </w:tcBorders>
           </w:tcPr>
           <w:p>
             <w:pPr>
-              <w:jc w:val="center"/>
+              <w:spacing w:before="40" w:after="40"/>
+              <w:jc w:val="left"/>
             </w:pPr>
             <w:r/>
             <w:r>
               <w:rPr>
                 <w:b/>
-                <w:color w:val="FFFFFF"/>
+                <w:color w:val="000000"/>
                 <w:sz w:val="18"/>
               </w:rPr>
               <w:t>#</w:t>
@@ -1944,17 +2603,24 @@
         <w:tc>
           <w:tcPr>
             <w:tcW w:type="dxa" w:w="3400"/>
-            <w:shd w:val="clear" w:color="auto" w:fill="1F3864"/>
+            <w:shd w:val="clear" w:color="auto" w:fill="FFFFFF"/>
+            <w:tcBorders>
+              <w:top w:val="single" w:sz="6" w:space="0" w:color="2E75B6"/>
+              <w:left w:val="single" w:sz="6" w:space="0" w:color="2E75B6"/>
+              <w:bottom w:val="single" w:sz="6" w:space="0" w:color="2E75B6"/>
+              <w:right w:val="single" w:sz="6" w:space="0" w:color="2E75B6"/>
+            </w:tcBorders>
           </w:tcPr>
           <w:p>
             <w:pPr>
-              <w:jc w:val="center"/>
+              <w:spacing w:before="40" w:after="40"/>
+              <w:jc w:val="left"/>
             </w:pPr>
             <w:r/>
             <w:r>
               <w:rPr>
                 <w:b/>
-                <w:color w:val="FFFFFF"/>
+                <w:color w:val="000000"/>
                 <w:sz w:val="18"/>
               </w:rPr>
               <w:t>Risk / Observation</w:t>
@@ -1964,17 +2630,24 @@
         <w:tc>
           <w:tcPr>
             <w:tcW w:type="dxa" w:w="3400"/>
-            <w:shd w:val="clear" w:color="auto" w:fill="1F3864"/>
+            <w:shd w:val="clear" w:color="auto" w:fill="FFFFFF"/>
+            <w:tcBorders>
+              <w:top w:val="single" w:sz="6" w:space="0" w:color="2E75B6"/>
+              <w:left w:val="single" w:sz="6" w:space="0" w:color="2E75B6"/>
+              <w:bottom w:val="single" w:sz="6" w:space="0" w:color="2E75B6"/>
+              <w:right w:val="single" w:sz="6" w:space="0" w:color="2E75B6"/>
+            </w:tcBorders>
           </w:tcPr>
           <w:p>
             <w:pPr>
-              <w:jc w:val="center"/>
+              <w:spacing w:before="40" w:after="40"/>
+              <w:jc w:val="left"/>
             </w:pPr>
             <w:r/>
             <w:r>
               <w:rPr>
                 <w:b/>
-                <w:color w:val="FFFFFF"/>
+                <w:color w:val="000000"/>
                 <w:sz w:val="18"/>
               </w:rPr>
               <w:t>Severity</w:t>
@@ -1986,16 +2659,23 @@
         <w:tc>
           <w:tcPr>
             <w:tcW w:type="dxa" w:w="3400"/>
+            <w:shd w:val="clear" w:color="auto" w:fill="FFFFFF"/>
+            <w:tcBorders>
+              <w:top w:val="single" w:sz="4" w:space="0" w:color="CCCCCC"/>
+              <w:left w:val="single" w:sz="4" w:space="0" w:color="CCCCCC"/>
+              <w:bottom w:val="single" w:sz="4" w:space="0" w:color="CCCCCC"/>
+              <w:right w:val="single" w:sz="4" w:space="0" w:color="CCCCCC"/>
+            </w:tcBorders>
           </w:tcPr>
           <w:p>
             <w:pPr>
+              <w:spacing w:before="40" w:after="40"/>
               <w:jc w:val="left"/>
             </w:pPr>
             <w:r/>
             <w:r>
               <w:rPr>
-                <w:b w:val="0"/>
-                <w:color w:val="FF6600"/>
+                <w:color w:val="000000"/>
                 <w:sz w:val="18"/>
               </w:rPr>
               <w:t>1</w:t>
@@ -2005,16 +2685,23 @@
         <w:tc>
           <w:tcPr>
             <w:tcW w:type="dxa" w:w="3400"/>
+            <w:shd w:val="clear" w:color="auto" w:fill="FFFFFF"/>
+            <w:tcBorders>
+              <w:top w:val="single" w:sz="4" w:space="0" w:color="CCCCCC"/>
+              <w:left w:val="single" w:sz="4" w:space="0" w:color="CCCCCC"/>
+              <w:bottom w:val="single" w:sz="4" w:space="0" w:color="CCCCCC"/>
+              <w:right w:val="single" w:sz="4" w:space="0" w:color="CCCCCC"/>
+            </w:tcBorders>
           </w:tcPr>
           <w:p>
             <w:pPr>
+              <w:spacing w:before="40" w:after="40"/>
               <w:jc w:val="left"/>
             </w:pPr>
             <w:r/>
             <w:r>
               <w:rPr>
-                <w:b w:val="0"/>
-                <w:color w:val="404040"/>
+                <w:color w:val="000000"/>
                 <w:sz w:val="18"/>
               </w:rPr>
               <w:t>120-day bid validity is relatively long — bidders must maintain pricing for 4 months</w:t>
@@ -2024,19 +2711,27 @@
         <w:tc>
           <w:tcPr>
             <w:tcW w:type="dxa" w:w="3400"/>
+            <w:shd w:val="clear" w:color="auto" w:fill="FFFFFF"/>
+            <w:tcBorders>
+              <w:top w:val="single" w:sz="4" w:space="0" w:color="CCCCCC"/>
+              <w:left w:val="single" w:sz="4" w:space="0" w:color="CCCCCC"/>
+              <w:bottom w:val="single" w:sz="4" w:space="0" w:color="CCCCCC"/>
+              <w:right w:val="single" w:sz="4" w:space="0" w:color="CCCCCC"/>
+            </w:tcBorders>
           </w:tcPr>
           <w:p>
             <w:pPr>
+              <w:spacing w:before="40" w:after="40"/>
               <w:jc w:val="left"/>
             </w:pPr>
             <w:r/>
             <w:r>
               <w:rPr>
-                <w:b w:val="0"/>
-                <w:color w:val="404040"/>
+                <w:b/>
+                <w:color w:val="FF6600"/>
                 <w:sz w:val="18"/>
               </w:rPr>
-              <w:t>🟡 Medium</w:t>
+              <w:t>Medium</w:t>
             </w:r>
           </w:p>
         </w:tc>
@@ -2045,16 +2740,23 @@
         <w:tc>
           <w:tcPr>
             <w:tcW w:type="dxa" w:w="3400"/>
+            <w:shd w:val="clear" w:color="auto" w:fill="FFFFFF"/>
+            <w:tcBorders>
+              <w:top w:val="single" w:sz="4" w:space="0" w:color="CCCCCC"/>
+              <w:left w:val="single" w:sz="4" w:space="0" w:color="CCCCCC"/>
+              <w:bottom w:val="single" w:sz="4" w:space="0" w:color="CCCCCC"/>
+              <w:right w:val="single" w:sz="4" w:space="0" w:color="CCCCCC"/>
+            </w:tcBorders>
           </w:tcPr>
           <w:p>
             <w:pPr>
+              <w:spacing w:before="40" w:after="40"/>
               <w:jc w:val="left"/>
             </w:pPr>
             <w:r/>
             <w:r>
               <w:rPr>
-                <w:b w:val="0"/>
-                <w:color w:val="C00000"/>
+                <w:color w:val="000000"/>
                 <w:sz w:val="18"/>
               </w:rPr>
               <w:t>2</w:t>
@@ -2064,16 +2766,23 @@
         <w:tc>
           <w:tcPr>
             <w:tcW w:type="dxa" w:w="3400"/>
+            <w:shd w:val="clear" w:color="auto" w:fill="FFFFFF"/>
+            <w:tcBorders>
+              <w:top w:val="single" w:sz="4" w:space="0" w:color="CCCCCC"/>
+              <w:left w:val="single" w:sz="4" w:space="0" w:color="CCCCCC"/>
+              <w:bottom w:val="single" w:sz="4" w:space="0" w:color="CCCCCC"/>
+              <w:right w:val="single" w:sz="4" w:space="0" w:color="CCCCCC"/>
+            </w:tcBorders>
           </w:tcPr>
           <w:p>
             <w:pPr>
+              <w:spacing w:before="40" w:after="40"/>
               <w:jc w:val="left"/>
             </w:pPr>
             <w:r/>
             <w:r>
               <w:rPr>
-                <w:b w:val="0"/>
-                <w:color w:val="404040"/>
+                <w:color w:val="000000"/>
                 <w:sz w:val="18"/>
               </w:rPr>
               <w:t>Single-lot / 8 items — no partial bid option increases risk for specialist suppliers</w:t>
@@ -2083,19 +2792,27 @@
         <w:tc>
           <w:tcPr>
             <w:tcW w:type="dxa" w:w="3400"/>
+            <w:shd w:val="clear" w:color="auto" w:fill="FFFFFF"/>
+            <w:tcBorders>
+              <w:top w:val="single" w:sz="4" w:space="0" w:color="CCCCCC"/>
+              <w:left w:val="single" w:sz="4" w:space="0" w:color="CCCCCC"/>
+              <w:bottom w:val="single" w:sz="4" w:space="0" w:color="CCCCCC"/>
+              <w:right w:val="single" w:sz="4" w:space="0" w:color="CCCCCC"/>
+            </w:tcBorders>
           </w:tcPr>
           <w:p>
             <w:pPr>
+              <w:spacing w:before="40" w:after="40"/>
               <w:jc w:val="left"/>
             </w:pPr>
             <w:r/>
             <w:r>
               <w:rPr>
-                <w:b w:val="0"/>
-                <w:color w:val="404040"/>
+                <w:b/>
+                <w:color w:val="C00000"/>
                 <w:sz w:val="18"/>
               </w:rPr>
-              <w:t>🔴 High</w:t>
+              <w:t>High</w:t>
             </w:r>
           </w:p>
         </w:tc>
@@ -2104,16 +2821,23 @@
         <w:tc>
           <w:tcPr>
             <w:tcW w:type="dxa" w:w="3400"/>
+            <w:shd w:val="clear" w:color="auto" w:fill="FFFFFF"/>
+            <w:tcBorders>
+              <w:top w:val="single" w:sz="4" w:space="0" w:color="CCCCCC"/>
+              <w:left w:val="single" w:sz="4" w:space="0" w:color="CCCCCC"/>
+              <w:bottom w:val="single" w:sz="4" w:space="0" w:color="CCCCCC"/>
+              <w:right w:val="single" w:sz="4" w:space="0" w:color="CCCCCC"/>
+            </w:tcBorders>
           </w:tcPr>
           <w:p>
             <w:pPr>
+              <w:spacing w:before="40" w:after="40"/>
               <w:jc w:val="left"/>
             </w:pPr>
             <w:r/>
             <w:r>
               <w:rPr>
-                <w:b w:val="0"/>
-                <w:color w:val="FF6600"/>
+                <w:color w:val="000000"/>
                 <w:sz w:val="18"/>
               </w:rPr>
               <w:t>3</w:t>
@@ -2123,16 +2847,23 @@
         <w:tc>
           <w:tcPr>
             <w:tcW w:type="dxa" w:w="3400"/>
+            <w:shd w:val="clear" w:color="auto" w:fill="FFFFFF"/>
+            <w:tcBorders>
+              <w:top w:val="single" w:sz="4" w:space="0" w:color="CCCCCC"/>
+              <w:left w:val="single" w:sz="4" w:space="0" w:color="CCCCCC"/>
+              <w:bottom w:val="single" w:sz="4" w:space="0" w:color="CCCCCC"/>
+              <w:right w:val="single" w:sz="4" w:space="0" w:color="CCCCCC"/>
+            </w:tcBorders>
           </w:tcPr>
           <w:p>
             <w:pPr>
+              <w:spacing w:before="40" w:after="40"/>
               <w:jc w:val="left"/>
             </w:pPr>
             <w:r/>
             <w:r>
               <w:rPr>
-                <w:b w:val="0"/>
-                <w:color w:val="404040"/>
+                <w:color w:val="000000"/>
                 <w:sz w:val="18"/>
               </w:rPr>
               <w:t>5,000 TND temporary guarantee (0.1% of 5M project) is unusually low — potential budget constraint or risk allocation preference</w:t>
@@ -2142,19 +2873,27 @@
         <w:tc>
           <w:tcPr>
             <w:tcW w:type="dxa" w:w="3400"/>
+            <w:shd w:val="clear" w:color="auto" w:fill="FFFFFF"/>
+            <w:tcBorders>
+              <w:top w:val="single" w:sz="4" w:space="0" w:color="CCCCCC"/>
+              <w:left w:val="single" w:sz="4" w:space="0" w:color="CCCCCC"/>
+              <w:bottom w:val="single" w:sz="4" w:space="0" w:color="CCCCCC"/>
+              <w:right w:val="single" w:sz="4" w:space="0" w:color="CCCCCC"/>
+            </w:tcBorders>
           </w:tcPr>
           <w:p>
             <w:pPr>
+              <w:spacing w:before="40" w:after="40"/>
               <w:jc w:val="left"/>
             </w:pPr>
             <w:r/>
             <w:r>
               <w:rPr>
-                <w:b w:val="0"/>
-                <w:color w:val="404040"/>
+                <w:b/>
+                <w:color w:val="FF6600"/>
                 <w:sz w:val="18"/>
               </w:rPr>
-              <w:t>🟡 Medium</w:t>
+              <w:t>Medium</w:t>
             </w:r>
           </w:p>
         </w:tc>
@@ -2163,16 +2902,23 @@
         <w:tc>
           <w:tcPr>
             <w:tcW w:type="dxa" w:w="3400"/>
+            <w:shd w:val="clear" w:color="auto" w:fill="FFFFFF"/>
+            <w:tcBorders>
+              <w:top w:val="single" w:sz="4" w:space="0" w:color="CCCCCC"/>
+              <w:left w:val="single" w:sz="4" w:space="0" w:color="CCCCCC"/>
+              <w:bottom w:val="single" w:sz="4" w:space="0" w:color="CCCCCC"/>
+              <w:right w:val="single" w:sz="4" w:space="0" w:color="CCCCCC"/>
+            </w:tcBorders>
           </w:tcPr>
           <w:p>
             <w:pPr>
+              <w:spacing w:before="40" w:after="40"/>
               <w:jc w:val="left"/>
             </w:pPr>
             <w:r/>
             <w:r>
               <w:rPr>
-                <w:b w:val="0"/>
-                <w:color w:val="FF6600"/>
+                <w:color w:val="000000"/>
                 <w:sz w:val="18"/>
               </w:rPr>
               <w:t>4</w:t>
@@ -2182,16 +2928,23 @@
         <w:tc>
           <w:tcPr>
             <w:tcW w:type="dxa" w:w="3400"/>
+            <w:shd w:val="clear" w:color="auto" w:fill="FFFFFF"/>
+            <w:tcBorders>
+              <w:top w:val="single" w:sz="4" w:space="0" w:color="CCCCCC"/>
+              <w:left w:val="single" w:sz="4" w:space="0" w:color="CCCCCC"/>
+              <w:bottom w:val="single" w:sz="4" w:space="0" w:color="CCCCCC"/>
+              <w:right w:val="single" w:sz="4" w:space="0" w:color="CCCCCC"/>
+            </w:tcBorders>
           </w:tcPr>
           <w:p>
             <w:pPr>
+              <w:spacing w:before="40" w:after="40"/>
               <w:jc w:val="left"/>
             </w:pPr>
             <w:r/>
             <w:r>
               <w:rPr>
-                <w:b w:val="0"/>
-                <w:color w:val="404040"/>
+                <w:color w:val="000000"/>
                 <w:sz w:val="18"/>
               </w:rPr>
               <w:t>Out-of-line document submission explicitly permitted — creates administrative complexity</w:t>
@@ -2201,19 +2954,27 @@
         <w:tc>
           <w:tcPr>
             <w:tcW w:type="dxa" w:w="3400"/>
+            <w:shd w:val="clear" w:color="auto" w:fill="FFFFFF"/>
+            <w:tcBorders>
+              <w:top w:val="single" w:sz="4" w:space="0" w:color="CCCCCC"/>
+              <w:left w:val="single" w:sz="4" w:space="0" w:color="CCCCCC"/>
+              <w:bottom w:val="single" w:sz="4" w:space="0" w:color="CCCCCC"/>
+              <w:right w:val="single" w:sz="4" w:space="0" w:color="CCCCCC"/>
+            </w:tcBorders>
           </w:tcPr>
           <w:p>
             <w:pPr>
+              <w:spacing w:before="40" w:after="40"/>
               <w:jc w:val="left"/>
             </w:pPr>
             <w:r/>
             <w:r>
               <w:rPr>
-                <w:b w:val="0"/>
-                <w:color w:val="404040"/>
+                <w:b/>
+                <w:color w:val="FF6600"/>
                 <w:sz w:val="18"/>
               </w:rPr>
-              <w:t>🟡 Medium</w:t>
+              <w:t>Medium</w:t>
             </w:r>
           </w:p>
         </w:tc>
@@ -2222,16 +2983,23 @@
         <w:tc>
           <w:tcPr>
             <w:tcW w:type="dxa" w:w="3400"/>
+            <w:shd w:val="clear" w:color="auto" w:fill="FFFFFF"/>
+            <w:tcBorders>
+              <w:top w:val="single" w:sz="4" w:space="0" w:color="CCCCCC"/>
+              <w:left w:val="single" w:sz="4" w:space="0" w:color="CCCCCC"/>
+              <w:bottom w:val="single" w:sz="4" w:space="0" w:color="CCCCCC"/>
+              <w:right w:val="single" w:sz="4" w:space="0" w:color="CCCCCC"/>
+            </w:tcBorders>
           </w:tcPr>
           <w:p>
             <w:pPr>
+              <w:spacing w:before="40" w:after="40"/>
               <w:jc w:val="left"/>
             </w:pPr>
             <w:r/>
             <w:r>
               <w:rPr>
-                <w:b w:val="0"/>
-                <w:color w:val="FF6600"/>
+                <w:color w:val="000000"/>
                 <w:sz w:val="18"/>
               </w:rPr>
               <w:t>5</w:t>
@@ -2241,16 +3009,23 @@
         <w:tc>
           <w:tcPr>
             <w:tcW w:type="dxa" w:w="3400"/>
+            <w:shd w:val="clear" w:color="auto" w:fill="FFFFFF"/>
+            <w:tcBorders>
+              <w:top w:val="single" w:sz="4" w:space="0" w:color="CCCCCC"/>
+              <w:left w:val="single" w:sz="4" w:space="0" w:color="CCCCCC"/>
+              <w:bottom w:val="single" w:sz="4" w:space="0" w:color="CCCCCC"/>
+              <w:right w:val="single" w:sz="4" w:space="0" w:color="CCCCCC"/>
+            </w:tcBorders>
           </w:tcPr>
           <w:p>
             <w:pPr>
+              <w:spacing w:before="40" w:after="40"/>
               <w:jc w:val="left"/>
             </w:pPr>
             <w:r/>
             <w:r>
               <w:rPr>
-                <w:b w:val="0"/>
-                <w:color w:val="404040"/>
+                <w:color w:val="000000"/>
                 <w:sz w:val="18"/>
               </w:rPr>
               <w:t>Non-public bid opening session — reduced transparency in evaluation</w:t>
@@ -2260,19 +3035,27 @@
         <w:tc>
           <w:tcPr>
             <w:tcW w:type="dxa" w:w="3400"/>
+            <w:shd w:val="clear" w:color="auto" w:fill="FFFFFF"/>
+            <w:tcBorders>
+              <w:top w:val="single" w:sz="4" w:space="0" w:color="CCCCCC"/>
+              <w:left w:val="single" w:sz="4" w:space="0" w:color="CCCCCC"/>
+              <w:bottom w:val="single" w:sz="4" w:space="0" w:color="CCCCCC"/>
+              <w:right w:val="single" w:sz="4" w:space="0" w:color="CCCCCC"/>
+            </w:tcBorders>
           </w:tcPr>
           <w:p>
             <w:pPr>
+              <w:spacing w:before="40" w:after="40"/>
               <w:jc w:val="left"/>
             </w:pPr>
             <w:r/>
             <w:r>
               <w:rPr>
-                <w:b w:val="0"/>
-                <w:color w:val="404040"/>
+                <w:b/>
+                <w:color w:val="FF6600"/>
                 <w:sz w:val="18"/>
               </w:rPr>
-              <w:t>🟡 Medium</w:t>
+              <w:t>Medium</w:t>
             </w:r>
           </w:p>
         </w:tc>
@@ -2281,16 +3064,23 @@
         <w:tc>
           <w:tcPr>
             <w:tcW w:type="dxa" w:w="3400"/>
+            <w:shd w:val="clear" w:color="auto" w:fill="FFFFFF"/>
+            <w:tcBorders>
+              <w:top w:val="single" w:sz="4" w:space="0" w:color="CCCCCC"/>
+              <w:left w:val="single" w:sz="4" w:space="0" w:color="CCCCCC"/>
+              <w:bottom w:val="single" w:sz="4" w:space="0" w:color="CCCCCC"/>
+              <w:right w:val="single" w:sz="4" w:space="0" w:color="CCCCCC"/>
+            </w:tcBorders>
           </w:tcPr>
           <w:p>
             <w:pPr>
+              <w:spacing w:before="40" w:after="40"/>
               <w:jc w:val="left"/>
             </w:pPr>
             <w:r/>
             <w:r>
               <w:rPr>
-                <w:b w:val="0"/>
-                <w:color w:val="375623"/>
+                <w:color w:val="000000"/>
                 <w:sz w:val="18"/>
               </w:rPr>
               <w:t>6</w:t>
@@ -2300,16 +3090,23 @@
         <w:tc>
           <w:tcPr>
             <w:tcW w:type="dxa" w:w="3400"/>
+            <w:shd w:val="clear" w:color="auto" w:fill="FFFFFF"/>
+            <w:tcBorders>
+              <w:top w:val="single" w:sz="4" w:space="0" w:color="CCCCCC"/>
+              <w:left w:val="single" w:sz="4" w:space="0" w:color="CCCCCC"/>
+              <w:bottom w:val="single" w:sz="4" w:space="0" w:color="CCCCCC"/>
+              <w:right w:val="single" w:sz="4" w:space="0" w:color="CCCCCC"/>
+            </w:tcBorders>
           </w:tcPr>
           <w:p>
             <w:pPr>
+              <w:spacing w:before="40" w:after="40"/>
               <w:jc w:val="left"/>
             </w:pPr>
             <w:r/>
             <w:r>
               <w:rPr>
-                <w:b w:val="0"/>
-                <w:color w:val="404040"/>
+                <w:color w:val="000000"/>
                 <w:sz w:val="18"/>
               </w:rPr>
               <w:t>BCT authorization required for foreign currency bids — procedural burden</w:t>
@@ -2319,19 +3116,27 @@
         <w:tc>
           <w:tcPr>
             <w:tcW w:type="dxa" w:w="3400"/>
+            <w:shd w:val="clear" w:color="auto" w:fill="FFFFFF"/>
+            <w:tcBorders>
+              <w:top w:val="single" w:sz="4" w:space="0" w:color="CCCCCC"/>
+              <w:left w:val="single" w:sz="4" w:space="0" w:color="CCCCCC"/>
+              <w:bottom w:val="single" w:sz="4" w:space="0" w:color="CCCCCC"/>
+              <w:right w:val="single" w:sz="4" w:space="0" w:color="CCCCCC"/>
+            </w:tcBorders>
           </w:tcPr>
           <w:p>
             <w:pPr>
+              <w:spacing w:before="40" w:after="40"/>
               <w:jc w:val="left"/>
             </w:pPr>
             <w:r/>
             <w:r>
               <w:rPr>
-                <w:b w:val="0"/>
-                <w:color w:val="404040"/>
+                <w:b/>
+                <w:color w:val="375623"/>
                 <w:sz w:val="18"/>
               </w:rPr>
-              <w:t>🟢 Low</w:t>
+              <w:t>Low</w:t>
             </w:r>
           </w:p>
         </w:tc>
@@ -2340,16 +3145,23 @@
         <w:tc>
           <w:tcPr>
             <w:tcW w:type="dxa" w:w="3400"/>
+            <w:shd w:val="clear" w:color="auto" w:fill="FFFFFF"/>
+            <w:tcBorders>
+              <w:top w:val="single" w:sz="4" w:space="0" w:color="CCCCCC"/>
+              <w:left w:val="single" w:sz="4" w:space="0" w:color="CCCCCC"/>
+              <w:bottom w:val="single" w:sz="4" w:space="0" w:color="CCCCCC"/>
+              <w:right w:val="single" w:sz="4" w:space="0" w:color="CCCCCC"/>
+            </w:tcBorders>
           </w:tcPr>
           <w:p>
             <w:pPr>
+              <w:spacing w:before="40" w:after="40"/>
               <w:jc w:val="left"/>
             </w:pPr>
             <w:r/>
             <w:r>
               <w:rPr>
-                <w:b w:val="0"/>
-                <w:color w:val="375623"/>
+                <w:color w:val="000000"/>
                 <w:sz w:val="18"/>
               </w:rPr>
               <w:t>7</w:t>
@@ -2359,16 +3171,23 @@
         <w:tc>
           <w:tcPr>
             <w:tcW w:type="dxa" w:w="3400"/>
+            <w:shd w:val="clear" w:color="auto" w:fill="FFFFFF"/>
+            <w:tcBorders>
+              <w:top w:val="single" w:sz="4" w:space="0" w:color="CCCCCC"/>
+              <w:left w:val="single" w:sz="4" w:space="0" w:color="CCCCCC"/>
+              <w:bottom w:val="single" w:sz="4" w:space="0" w:color="CCCCCC"/>
+              <w:right w:val="single" w:sz="4" w:space="0" w:color="CCCCCC"/>
+            </w:tcBorders>
           </w:tcPr>
           <w:p>
             <w:pPr>
+              <w:spacing w:before="40" w:after="40"/>
               <w:jc w:val="left"/>
             </w:pPr>
             <w:r/>
             <w:r>
               <w:rPr>
-                <w:b w:val="0"/>
-                <w:color w:val="404040"/>
+                <w:color w:val="000000"/>
                 <w:sz w:val="18"/>
               </w:rPr>
               <w:t>20-day guarantee release for non-selected bidders — reasonable</w:t>
@@ -2378,19 +3197,27 @@
         <w:tc>
           <w:tcPr>
             <w:tcW w:type="dxa" w:w="3400"/>
+            <w:shd w:val="clear" w:color="auto" w:fill="FFFFFF"/>
+            <w:tcBorders>
+              <w:top w:val="single" w:sz="4" w:space="0" w:color="CCCCCC"/>
+              <w:left w:val="single" w:sz="4" w:space="0" w:color="CCCCCC"/>
+              <w:bottom w:val="single" w:sz="4" w:space="0" w:color="CCCCCC"/>
+              <w:right w:val="single" w:sz="4" w:space="0" w:color="CCCCCC"/>
+            </w:tcBorders>
           </w:tcPr>
           <w:p>
             <w:pPr>
+              <w:spacing w:before="40" w:after="40"/>
               <w:jc w:val="left"/>
             </w:pPr>
             <w:r/>
             <w:r>
               <w:rPr>
-                <w:b w:val="0"/>
-                <w:color w:val="404040"/>
+                <w:b/>
+                <w:color w:val="375623"/>
                 <w:sz w:val="18"/>
               </w:rPr>
-              <w:t>🟢 Low</w:t>
+              <w:t>Low</w:t>
             </w:r>
           </w:p>
         </w:tc>
@@ -2399,16 +3226,23 @@
         <w:tc>
           <w:tcPr>
             <w:tcW w:type="dxa" w:w="3400"/>
+            <w:shd w:val="clear" w:color="auto" w:fill="FFFFFF"/>
+            <w:tcBorders>
+              <w:top w:val="single" w:sz="4" w:space="0" w:color="CCCCCC"/>
+              <w:left w:val="single" w:sz="4" w:space="0" w:color="CCCCCC"/>
+              <w:bottom w:val="single" w:sz="4" w:space="0" w:color="CCCCCC"/>
+              <w:right w:val="single" w:sz="4" w:space="0" w:color="CCCCCC"/>
+            </w:tcBorders>
           </w:tcPr>
           <w:p>
             <w:pPr>
+              <w:spacing w:before="40" w:after="40"/>
               <w:jc w:val="left"/>
             </w:pPr>
             <w:r/>
             <w:r>
               <w:rPr>
-                <w:b w:val="0"/>
-                <w:color w:val="375623"/>
+                <w:color w:val="000000"/>
                 <w:sz w:val="18"/>
               </w:rPr>
               <w:t>8</w:t>
@@ -2418,16 +3252,23 @@
         <w:tc>
           <w:tcPr>
             <w:tcW w:type="dxa" w:w="3400"/>
+            <w:shd w:val="clear" w:color="auto" w:fill="FFFFFF"/>
+            <w:tcBorders>
+              <w:top w:val="single" w:sz="4" w:space="0" w:color="CCCCCC"/>
+              <w:left w:val="single" w:sz="4" w:space="0" w:color="CCCCCC"/>
+              <w:bottom w:val="single" w:sz="4" w:space="0" w:color="CCCCCC"/>
+              <w:right w:val="single" w:sz="4" w:space="0" w:color="CCCCCC"/>
+            </w:tcBorders>
           </w:tcPr>
           <w:p>
             <w:pPr>
+              <w:spacing w:before="40" w:after="40"/>
               <w:jc w:val="left"/>
             </w:pPr>
             <w:r/>
             <w:r>
               <w:rPr>
-                <w:b w:val="0"/>
-                <w:color w:val="404040"/>
+                <w:color w:val="000000"/>
                 <w:sz w:val="18"/>
               </w:rPr>
               <w:t>7-day cure period for missing documents after opening — unusual, potentially bidder-friendly</w:t>
@@ -2437,25 +3278,52 @@
         <w:tc>
           <w:tcPr>
             <w:tcW w:type="dxa" w:w="3400"/>
+            <w:shd w:val="clear" w:color="auto" w:fill="FFFFFF"/>
+            <w:tcBorders>
+              <w:top w:val="single" w:sz="4" w:space="0" w:color="CCCCCC"/>
+              <w:left w:val="single" w:sz="4" w:space="0" w:color="CCCCCC"/>
+              <w:bottom w:val="single" w:sz="4" w:space="0" w:color="CCCCCC"/>
+              <w:right w:val="single" w:sz="4" w:space="0" w:color="CCCCCC"/>
+            </w:tcBorders>
           </w:tcPr>
           <w:p>
             <w:pPr>
+              <w:spacing w:before="40" w:after="40"/>
               <w:jc w:val="left"/>
             </w:pPr>
             <w:r/>
             <w:r>
               <w:rPr>
-                <w:b w:val="0"/>
-                <w:color w:val="404040"/>
+                <w:b/>
+                <w:color w:val="375623"/>
                 <w:sz w:val="18"/>
               </w:rPr>
-              <w:t>🟢 Positive</w:t>
+              <w:t>Low</w:t>
             </w:r>
           </w:p>
         </w:tc>
       </w:tr>
     </w:tbl>
     <w:p/>
+    <w:p>
+      <w:pPr>
+        <w:spacing w:before="80" w:after="120"/>
+        <w:pBdr>
+          <w:top w:val="single" w:sz="6" w:space="4" w:color="1F3864"/>
+          <w:left w:val="single" w:sz="6" w:space="4" w:color="1F3864"/>
+          <w:bottom w:val="single" w:sz="6" w:space="4" w:color="1F3864"/>
+          <w:right w:val="single" w:sz="6" w:space="4" w:color="1F3864"/>
+        </w:pBdr>
+        <w:shd w:val="clear" w:color="auto" w:fill="EEF3FA"/>
+      </w:pPr>
+      <w:r>
+        <w:rPr>
+          <w:color w:val="404040"/>
+          <w:sz w:val="18"/>
+        </w:rPr>
+        <w:t>This CCAP analysis is for informational purposes. Bidders should verify all conditions against the official Arabic CCAP document before submitting.</w:t>
+      </w:r>
+    </w:p>
     <w:p>
       <w:pPr>
         <w:jc w:val="center"/>
